--- a/MathModel/国赛试题/2024年研究生数学建模竞赛试题/A题/风电场有功功率优化调度.docx
+++ b/MathModel/国赛试题/2024年研究生数学建模竞赛试题/A题/风电场有功功率优化调度.docx
@@ -1,12 +1,12 @@
 
 <file path=word/document.xml><?xml version="1.0" encoding="utf-8"?>
-<w:document xmlns:wpc="http://schemas.microsoft.com/office/word/2010/wordprocessingCanvas" xmlns:cx="http://schemas.microsoft.com/office/drawing/2014/chartex" xmlns:cx1="http://schemas.microsoft.com/office/drawing/2015/9/8/chartex" xmlns:cx2="http://schemas.microsoft.com/office/drawing/2015/10/21/chartex" xmlns:cx3="http://schemas.microsoft.com/office/drawing/2016/5/9/chartex" xmlns:cx4="http://schemas.microsoft.com/office/drawing/2016/5/10/chartex" xmlns:cx5="http://schemas.microsoft.com/office/drawing/2016/5/11/chartex" xmlns:cx6="http://schemas.microsoft.com/office/drawing/2016/5/12/chartex" xmlns:cx7="http://schemas.microsoft.com/office/drawing/2016/5/13/chartex" xmlns:cx8="http://schemas.microsoft.com/office/drawing/2016/5/14/chartex" xmlns:mc="http://schemas.openxmlformats.org/markup-compatibility/2006" xmlns:aink="http://schemas.microsoft.com/office/drawing/2016/ink" xmlns:am3d="http://schemas.microsoft.com/office/drawing/2017/model3d" xmlns:o="urn:schemas-microsoft-com:office:office" xmlns:oel="http://schemas.microsoft.com/office/2019/extlst" xmlns:r="http://schemas.openxmlformats.org/officeDocument/2006/relationships" xmlns:m="http://schemas.openxmlformats.org/officeDocument/2006/math" xmlns:v="urn:schemas-microsoft-com:vml" xmlns:wp14="http://schemas.microsoft.com/office/word/2010/wordprocessingDrawing" xmlns:wp="http://schemas.openxmlformats.org/drawingml/2006/wordprocessingDrawing" xmlns:w10="urn:schemas-microsoft-com:office:word" xmlns:w="http://schemas.openxmlformats.org/wordprocessingml/2006/main" xmlns:w14="http://schemas.microsoft.com/office/word/2010/wordml" xmlns:w15="http://schemas.microsoft.com/office/word/2012/wordml" xmlns:w16cex="http://schemas.microsoft.com/office/word/2018/wordml/cex" xmlns:w16cid="http://schemas.microsoft.com/office/word/2016/wordml/cid" xmlns:w16="http://schemas.microsoft.com/office/word/2018/wordml" xmlns:w16du="http://schemas.microsoft.com/office/word/2023/wordml/word16du" xmlns:w16sdtdh="http://schemas.microsoft.com/office/word/2020/wordml/sdtdatahash" xmlns:w16se="http://schemas.microsoft.com/office/word/2015/wordml/symex" xmlns:wpg="http://schemas.microsoft.com/office/word/2010/wordprocessingGroup" xmlns:wpi="http://schemas.microsoft.com/office/word/2010/wordprocessingInk" xmlns:wne="http://schemas.microsoft.com/office/word/2006/wordml" xmlns:wps="http://schemas.microsoft.com/office/word/2010/wordprocessingShape" mc:Ignorable="w14 w15 w16se w16cid w16 w16cex w16sdtdh w16du wp14">
+<w:document xmlns:wpc="http://schemas.microsoft.com/office/word/2010/wordprocessingCanvas" xmlns:cx="http://schemas.microsoft.com/office/drawing/2014/chartex" xmlns:cx1="http://schemas.microsoft.com/office/drawing/2015/9/8/chartex" xmlns:cx2="http://schemas.microsoft.com/office/drawing/2015/10/21/chartex" xmlns:cx3="http://schemas.microsoft.com/office/drawing/2016/5/9/chartex" xmlns:cx4="http://schemas.microsoft.com/office/drawing/2016/5/10/chartex" xmlns:cx5="http://schemas.microsoft.com/office/drawing/2016/5/11/chartex" xmlns:cx6="http://schemas.microsoft.com/office/drawing/2016/5/12/chartex" xmlns:cx7="http://schemas.microsoft.com/office/drawing/2016/5/13/chartex" xmlns:cx8="http://schemas.microsoft.com/office/drawing/2016/5/14/chartex" xmlns:mc="http://schemas.openxmlformats.org/markup-compatibility/2006" xmlns:m="http://schemas.openxmlformats.org/officeDocument/2006/math" xmlns:aink="http://schemas.microsoft.com/office/drawing/2016/ink" xmlns:am3d="http://schemas.microsoft.com/office/drawing/2017/model3d" xmlns:oel="http://schemas.microsoft.com/office/2019/extlst" xmlns:r="http://schemas.openxmlformats.org/officeDocument/2006/relationships" xmlns:wp14="http://schemas.microsoft.com/office/word/2010/wordprocessingDrawing" xmlns:wp="http://schemas.openxmlformats.org/drawingml/2006/wordprocessingDrawing" xmlns:wpg="http://schemas.microsoft.com/office/word/2010/wordprocessingGroup" xmlns:wpi="http://schemas.microsoft.com/office/word/2010/wordprocessingInk" xmlns:wps="http://schemas.microsoft.com/office/word/2010/wordprocessingShape" xmlns:o="urn:schemas-microsoft-com:office:office" xmlns:v="urn:schemas-microsoft-com:vml" xmlns:w10="urn:schemas-microsoft-com:office:word" xmlns:w="http://schemas.openxmlformats.org/wordprocessingml/2006/main" xmlns:w14="http://schemas.microsoft.com/office/word/2010/wordml" xmlns:w15="http://schemas.microsoft.com/office/word/2012/wordml" xmlns:w16cex="http://schemas.microsoft.com/office/word/2018/wordml/cex" xmlns:w16cid="http://schemas.microsoft.com/office/word/2016/wordml/cid" xmlns:w16="http://schemas.microsoft.com/office/word/2018/wordml" xmlns:w16sdtdh="http://schemas.microsoft.com/office/word/2020/wordml/sdtdatahash" xmlns:w16sdtfl="http://schemas.microsoft.com/office/word/2024/wordml/sdtformatlock" xmlns:w16se="http://schemas.microsoft.com/office/word/2015/wordml/symex" xmlns:w16du="http://schemas.microsoft.com/office/word/2023/wordml/word16du" xmlns:wne="http://schemas.microsoft.com/office/word/2006/wordml" mc:Ignorable="w14 w15 w16se w16cid w16 w16cex w16sdtdh w16sdtfl w16du wp14">
   <w:body>
     <w:p>
       <w:pPr>
         <w:ind w:firstLineChars="0" w:firstLine="0"/>
         <w:rPr>
-          <w:rFonts w:ascii="黑体" w:eastAsia="黑体" w:hAnsi="黑体" w:hint="eastAsia"/>
+          <w:rFonts w:ascii="黑体" w:eastAsia="黑体" w:hAnsi="黑体"/>
           <w:b/>
           <w:bCs/>
           <w:sz w:val="36"/>
@@ -19,15 +19,7 @@
           <w:sz w:val="28"/>
           <w:szCs w:val="28"/>
         </w:rPr>
-        <w:t>202</w:t>
-      </w:r>
-      <w:r>
-        <w:rPr>
-          <w:rFonts w:ascii="宋体" w:hAnsi="宋体" w:hint="eastAsia"/>
-          <w:sz w:val="28"/>
-          <w:szCs w:val="28"/>
-        </w:rPr>
-        <w:t>4</w:t>
+        <w:t>2024</w:t>
       </w:r>
       <w:r>
         <w:rPr>
@@ -59,7 +51,7 @@
         <w:ind w:firstLineChars="0" w:firstLine="0"/>
         <w:jc w:val="center"/>
         <w:rPr>
-          <w:rFonts w:ascii="黑体" w:eastAsia="黑体" w:hAnsi="黑体" w:hint="eastAsia"/>
+          <w:rFonts w:ascii="黑体" w:eastAsia="黑体" w:hAnsi="黑体"/>
           <w:b/>
           <w:bCs/>
           <w:sz w:val="32"/>
@@ -104,35 +96,7 @@
         <w:rPr>
           <w:rFonts w:eastAsia="宋体" w:hint="eastAsia"/>
         </w:rPr>
-        <w:t>我国风电快速发展，大型风机、大规模场站逐步投入运行。额定容量高的大型风机机械部件柔性更强，导致其疲劳损伤累积速度快，增加风机维护成本，降低风力发电效率；极端情况甚至会加剧风机倒塌、叶片断裂等安全风险。因此，亟需通过优化手段，降低风机运行过程中的累积疲劳损伤，以减小其因疲劳导致可用寿命缩短的风险。风机低疲劳运行能够明显降低机械系统故障率，为风电场运营商带来极大的经济和社会效益：一方面，减少故障导致不正常停机所造成的发电量损失；另一方面，减少机械部件维护频次以节约运</w:t>
-      </w:r>
-      <w:proofErr w:type="gramStart"/>
-      <w:r>
-        <w:rPr>
-          <w:rFonts w:eastAsia="宋体" w:hint="eastAsia"/>
-        </w:rPr>
-        <w:t>维人员</w:t>
-      </w:r>
-      <w:proofErr w:type="gramEnd"/>
-      <w:r>
-        <w:rPr>
-          <w:rFonts w:eastAsia="宋体" w:hint="eastAsia"/>
-        </w:rPr>
-        <w:t>和物料成本，</w:t>
-      </w:r>
-      <w:proofErr w:type="gramStart"/>
-      <w:r>
-        <w:rPr>
-          <w:rFonts w:eastAsia="宋体" w:hint="eastAsia"/>
-        </w:rPr>
-        <w:t>且降低</w:t>
-      </w:r>
-      <w:proofErr w:type="gramEnd"/>
-      <w:r>
-        <w:rPr>
-          <w:rFonts w:eastAsia="宋体" w:hint="eastAsia"/>
-        </w:rPr>
-        <w:t>安全生产事故风险。</w:t>
+        <w:t>我国风电快速发展，大型风机、大规模场站逐步投入运行。额定容量高的大型风机机械部件柔性更强，导致其疲劳损伤累积速度快，增加风机维护成本，降低风力发电效率；极端情况甚至会加剧风机倒塌、叶片断裂等安全风险。因此，亟需通过优化手段，降低风机运行过程中的累积疲劳损伤，以减小其因疲劳导致可用寿命缩短的风险。风机低疲劳运行能够明显降低机械系统故障率，为风电场运营商带来极大的经济和社会效益：一方面，减少故障导致不正常停机所造成的发电量损失；另一方面，减少机械部件维护频次以节约运维人员和物料成本，且降低安全生产事故风险。</w:t>
       </w:r>
     </w:p>
     <w:p>
@@ -297,21 +261,7 @@
         <w:rPr>
           <w:rFonts w:eastAsia="宋体" w:hint="eastAsia"/>
         </w:rPr>
-        <w:t>计算场内每台风力发电机所需发电量，并将计算结果发送给各个风机（此过程即为有功功率分配过程，各个风机所分配的功率为其功率参考值），各风机依据功率参考值调整自身机械参数，实现发电量对功率参考值的跟踪（本题默认跟踪过程可以精确实现）。传统计算分配方案采用平均分配方法，即每</w:t>
-      </w:r>
-      <w:proofErr w:type="gramStart"/>
-      <w:r>
-        <w:rPr>
-          <w:rFonts w:eastAsia="宋体" w:hint="eastAsia"/>
-        </w:rPr>
-        <w:t>台风机需发出</w:t>
-      </w:r>
-      <w:proofErr w:type="gramEnd"/>
-      <w:r>
-        <w:rPr>
-          <w:rFonts w:eastAsia="宋体" w:hint="eastAsia"/>
-        </w:rPr>
-        <w:t>功率</w:t>
+        <w:t>计算场内每台风力发电机所需发电量，并将计算结果发送给各个风机（此过程即为有功功率分配过程，各个风机所分配的功率为其功率参考值），各风机依据功率参考值调整自身机械参数，实现发电量对功率参考值的跟踪（本题默认跟踪过程可以精确实现）。传统计算分配方案采用平均分配方法，即每台风机需发出功率</w:t>
       </w:r>
       <m:oMath>
         <m:sSubSup>
@@ -320,6 +270,7 @@
               <w:rPr>
                 <w:rFonts w:ascii="Cambria Math" w:eastAsia="宋体" w:hAnsi="Cambria Math"/>
                 <w:i/>
+                <w:highlight w:val="yellow"/>
               </w:rPr>
             </m:ctrlPr>
           </m:sSubSupPr>
@@ -327,6 +278,7 @@
             <m:r>
               <w:rPr>
                 <w:rFonts w:ascii="Cambria Math" w:eastAsia="宋体" w:hAnsi="Cambria Math"/>
+                <w:highlight w:val="yellow"/>
               </w:rPr>
               <m:t>P</m:t>
             </m:r>
@@ -335,6 +287,7 @@
             <m:r>
               <w:rPr>
                 <w:rFonts w:ascii="Cambria Math" w:eastAsia="宋体" w:hAnsi="Cambria Math"/>
+                <w:highlight w:val="yellow"/>
               </w:rPr>
               <m:t>ref</m:t>
             </m:r>
@@ -343,6 +296,7 @@
             <m:r>
               <w:rPr>
                 <w:rFonts w:ascii="Cambria Math" w:eastAsia="宋体" w:hAnsi="Cambria Math"/>
+                <w:highlight w:val="yellow"/>
               </w:rPr>
               <m:t>i</m:t>
             </m:r>
@@ -352,6 +306,7 @@
       <w:r>
         <w:rPr>
           <w:rFonts w:eastAsia="宋体" w:hint="eastAsia"/>
+          <w:highlight w:val="yellow"/>
         </w:rPr>
         <w:t>=</w:t>
       </w:r>
@@ -362,6 +317,7 @@
               <w:rPr>
                 <w:rFonts w:ascii="Cambria Math" w:eastAsia="宋体" w:hAnsi="Cambria Math"/>
                 <w:i/>
+                <w:highlight w:val="yellow"/>
               </w:rPr>
             </m:ctrlPr>
           </m:sSubPr>
@@ -369,6 +325,7 @@
             <m:r>
               <w:rPr>
                 <w:rFonts w:ascii="Cambria Math" w:eastAsia="宋体" w:hAnsi="Cambria Math"/>
+                <w:highlight w:val="yellow"/>
               </w:rPr>
               <m:t>P</m:t>
             </m:r>
@@ -377,6 +334,7 @@
             <m:r>
               <w:rPr>
                 <w:rFonts w:ascii="Cambria Math" w:eastAsia="宋体" w:hAnsi="Cambria Math"/>
+                <w:highlight w:val="yellow"/>
               </w:rPr>
               <m:t>t</m:t>
             </m:r>
@@ -385,6 +343,7 @@
         <m:r>
           <w:rPr>
             <w:rFonts w:ascii="Cambria Math" w:eastAsia="宋体" w:hAnsi="Cambria Math"/>
+            <w:highlight w:val="yellow"/>
           </w:rPr>
           <m:t>/</m:t>
         </m:r>
@@ -394,6 +353,7 @@
               <w:rPr>
                 <w:rFonts w:ascii="Cambria Math" w:eastAsia="宋体" w:hAnsi="Cambria Math"/>
                 <w:i/>
+                <w:highlight w:val="yellow"/>
               </w:rPr>
             </m:ctrlPr>
           </m:sSubPr>
@@ -401,6 +361,7 @@
             <m:r>
               <w:rPr>
                 <w:rFonts w:ascii="Cambria Math" w:eastAsia="宋体" w:hAnsi="Cambria Math"/>
+                <w:highlight w:val="yellow"/>
               </w:rPr>
               <m:t>W</m:t>
             </m:r>
@@ -409,6 +370,7 @@
             <m:r>
               <w:rPr>
                 <w:rFonts w:ascii="Cambria Math" w:eastAsia="宋体" w:hAnsi="Cambria Math"/>
+                <w:highlight w:val="yellow"/>
               </w:rPr>
               <m:t>t</m:t>
             </m:r>
@@ -453,21 +415,7 @@
         <w:rPr>
           <w:rFonts w:eastAsia="宋体" w:hint="eastAsia"/>
         </w:rPr>
-        <w:t>为场内所有风机数量。每</w:t>
-      </w:r>
-      <w:proofErr w:type="gramStart"/>
-      <w:r>
-        <w:rPr>
-          <w:rFonts w:eastAsia="宋体" w:hint="eastAsia"/>
-        </w:rPr>
-        <w:t>台风机</w:t>
-      </w:r>
-      <w:proofErr w:type="gramEnd"/>
-      <w:r>
-        <w:rPr>
-          <w:rFonts w:eastAsia="宋体" w:hint="eastAsia"/>
-        </w:rPr>
-        <w:t>的功率指令</w:t>
+        <w:t>为场内所有风机数量。每台风机的功率指令</w:t>
       </w:r>
       <m:oMath>
         <m:sSubSup>
@@ -599,21 +547,7 @@
         <w:rPr>
           <w:rFonts w:eastAsia="宋体" w:hint="eastAsia"/>
         </w:rPr>
-        <w:t>。一旦超过</w:t>
-      </w:r>
-      <w:proofErr w:type="gramStart"/>
-      <w:r>
-        <w:rPr>
-          <w:rFonts w:eastAsia="宋体" w:hint="eastAsia"/>
-        </w:rPr>
-        <w:t>此最大</w:t>
-      </w:r>
-      <w:proofErr w:type="gramEnd"/>
-      <w:r>
-        <w:rPr>
-          <w:rFonts w:eastAsia="宋体" w:hint="eastAsia"/>
-        </w:rPr>
-        <w:t>循环次数</w:t>
+        <w:t>。一旦超过此最大循环次数</w:t>
       </w:r>
       <m:oMath>
         <m:sSub>
@@ -622,6 +556,7 @@
               <w:rPr>
                 <w:rFonts w:ascii="Cambria Math" w:eastAsia="宋体" w:hAnsi="Cambria Math"/>
                 <w:i/>
+                <w:highlight w:val="yellow"/>
               </w:rPr>
             </m:ctrlPr>
           </m:sSubPr>
@@ -629,6 +564,7 @@
             <m:r>
               <w:rPr>
                 <w:rFonts w:ascii="Cambria Math" w:eastAsia="宋体" w:hAnsi="Cambria Math"/>
+                <w:highlight w:val="yellow"/>
               </w:rPr>
               <m:t>N</m:t>
             </m:r>
@@ -637,6 +573,7 @@
             <m:r>
               <w:rPr>
                 <w:rFonts w:ascii="Cambria Math" w:eastAsia="宋体" w:hAnsi="Cambria Math"/>
+                <w:highlight w:val="yellow"/>
               </w:rPr>
               <m:t>F</m:t>
             </m:r>
@@ -848,7 +785,7 @@
         <w:ind w:firstLine="480"/>
         <w:jc w:val="both"/>
         <w:rPr>
-          <w:rFonts w:eastAsia="宋体"/>
+          <w:rFonts w:eastAsia="宋体" w:hint="eastAsia"/>
         </w:rPr>
       </w:pPr>
       <w:r>
@@ -1562,16 +1499,8 @@
         <w:rPr>
           <w:rFonts w:eastAsia="宋体" w:hint="eastAsia"/>
         </w:rPr>
-        <w:t>总损伤</w:t>
-      </w:r>
-      <w:proofErr w:type="gramStart"/>
-      <w:r>
-        <w:rPr>
-          <w:rFonts w:eastAsia="宋体" w:hint="eastAsia"/>
-        </w:rPr>
-        <w:t>累积值</w:t>
-      </w:r>
-      <w:proofErr w:type="gramEnd"/>
+        <w:t>总损伤累积值</w:t>
+      </w:r>
       <m:oMath>
         <m:r>
           <w:rPr>
@@ -1877,16 +1806,8 @@
         <w:rPr>
           <w:rFonts w:eastAsia="宋体" w:hint="eastAsia"/>
         </w:rPr>
-        <w:t>线性累积损伤理论，当总损伤</w:t>
-      </w:r>
-      <w:proofErr w:type="gramStart"/>
-      <w:r>
-        <w:rPr>
-          <w:rFonts w:eastAsia="宋体" w:hint="eastAsia"/>
-        </w:rPr>
-        <w:t>累积值</w:t>
-      </w:r>
-      <w:proofErr w:type="gramEnd"/>
+        <w:t>线性累积损伤理论，当总损伤累积值</w:t>
+      </w:r>
       <m:oMath>
         <m:r>
           <w:rPr>
@@ -1934,7 +1855,7 @@
     </w:p>
     <w:p>
       <w:pPr>
-        <w:ind w:firstLine="482"/>
+        <w:ind w:firstLine="489"/>
         <w:rPr>
           <w:rFonts w:eastAsia="宋体"/>
           <w:b/>
@@ -1947,59 +1868,23 @@
           <w:b/>
           <w:bCs/>
         </w:rPr>
-        <w:t>问题</w:t>
-      </w:r>
-      <w:proofErr w:type="gramStart"/>
+        <w:t>问题一：</w:t>
+      </w:r>
       <w:r>
         <w:rPr>
           <w:rFonts w:eastAsia="宋体" w:hint="eastAsia"/>
           <w:b/>
           <w:bCs/>
         </w:rPr>
-        <w:t>一</w:t>
-      </w:r>
-      <w:proofErr w:type="gramEnd"/>
+        <w:t>风机主轴及塔架</w:t>
+      </w:r>
       <w:r>
         <w:rPr>
           <w:rFonts w:eastAsia="宋体" w:hint="eastAsia"/>
           <w:b/>
           <w:bCs/>
         </w:rPr>
-        <w:t>：</w:t>
-      </w:r>
-      <w:r>
-        <w:rPr>
-          <w:rFonts w:eastAsia="宋体" w:hint="eastAsia"/>
-          <w:b/>
-          <w:bCs/>
-        </w:rPr>
-        <w:t>风机主轴及塔架</w:t>
-      </w:r>
-      <w:r>
-        <w:rPr>
-          <w:rFonts w:eastAsia="宋体" w:hint="eastAsia"/>
-          <w:b/>
-          <w:bCs/>
-        </w:rPr>
-        <w:t>疲劳损伤程度量化指标计算</w:t>
-      </w:r>
-      <w:proofErr w:type="gramStart"/>
-      <w:r>
-        <w:rPr>
-          <w:rFonts w:eastAsia="宋体" w:hint="eastAsia"/>
-          <w:b/>
-          <w:bCs/>
-        </w:rPr>
-        <w:t>低复杂</w:t>
-      </w:r>
-      <w:proofErr w:type="gramEnd"/>
-      <w:r>
-        <w:rPr>
-          <w:rFonts w:eastAsia="宋体" w:hint="eastAsia"/>
-          <w:b/>
-          <w:bCs/>
-        </w:rPr>
-        <w:t>度模型</w:t>
+        <w:t>疲劳损伤程度量化指标计算低复杂度模型</w:t>
       </w:r>
     </w:p>
     <w:p>
@@ -2026,21 +1911,7 @@
         <w:rPr>
           <w:rFonts w:eastAsia="宋体" w:hint="eastAsia"/>
         </w:rPr>
-        <w:t>数据随机性很强，且周期特征</w:t>
-      </w:r>
-      <w:proofErr w:type="gramStart"/>
-      <w:r>
-        <w:rPr>
-          <w:rFonts w:eastAsia="宋体" w:hint="eastAsia"/>
-        </w:rPr>
-        <w:t>不</w:t>
-      </w:r>
-      <w:proofErr w:type="gramEnd"/>
-      <w:r>
-        <w:rPr>
-          <w:rFonts w:eastAsia="宋体" w:hint="eastAsia"/>
-        </w:rPr>
-        <w:t>标准，波峰波谷不易辨识（如图</w:t>
+        <w:t>数据随机性很强，且周期特征不标准，波峰波谷不易辨识（如图</w:t>
       </w:r>
       <w:r>
         <w:rPr>
@@ -2088,16 +1959,8 @@
         <w:rPr>
           <w:rFonts w:eastAsia="宋体" w:hint="eastAsia"/>
         </w:rPr>
-        <w:t>载荷相应的循环次数，但该方法无法在线实时求解。针对这一问题，</w:t>
-      </w:r>
-      <w:proofErr w:type="gramStart"/>
-      <w:r>
-        <w:rPr>
-          <w:rFonts w:eastAsia="宋体" w:hint="eastAsia"/>
-        </w:rPr>
-        <w:t>请建立</w:t>
-      </w:r>
-      <w:proofErr w:type="gramEnd"/>
+        <w:t>载荷相应的循环次数，但该方法无法在线实时求解。针对这一问题，请建立</w:t>
+      </w:r>
       <w:r>
         <w:rPr>
           <w:rFonts w:eastAsia="宋体" w:hint="eastAsia"/>
@@ -2157,19 +2020,41 @@
         <w:rPr>
           <w:rFonts w:eastAsia="宋体" w:hint="eastAsia"/>
         </w:rPr>
-        <w:t>）；要求方法合理有效，不得使用机器学习方法；</w:t>
+        <w:t>）；要求方法合理有效，</w:t>
+      </w:r>
+      <w:r>
+        <w:rPr>
+          <w:rFonts w:eastAsia="宋体" w:hint="eastAsia"/>
+          <w:highlight w:val="yellow"/>
+        </w:rPr>
+        <w:t>不得使用机器学习方法</w:t>
+      </w:r>
+      <w:r>
+        <w:rPr>
+          <w:rFonts w:eastAsia="宋体" w:hint="eastAsia"/>
+        </w:rPr>
+        <w:t>；</w:t>
       </w:r>
       <w:r>
         <w:rPr>
           <w:rFonts w:eastAsia="宋体" w:hint="eastAsia"/>
           <w:color w:val="000000" w:themeColor="text1"/>
         </w:rPr>
-        <w:t>要求在测试环境中基于</w:t>
+        <w:t>要求在测试环境中</w:t>
       </w:r>
       <w:r>
         <w:rPr>
           <w:rFonts w:eastAsia="宋体" w:hint="eastAsia"/>
           <w:color w:val="000000" w:themeColor="text1"/>
+          <w:highlight w:val="yellow"/>
+        </w:rPr>
+        <w:t>基于</w:t>
+      </w:r>
+      <w:r>
+        <w:rPr>
+          <w:rFonts w:eastAsia="宋体" w:hint="eastAsia"/>
+          <w:color w:val="000000" w:themeColor="text1"/>
+          <w:highlight w:val="yellow"/>
         </w:rPr>
         <w:t>CPU</w:t>
       </w:r>
@@ -2177,6 +2062,7 @@
         <w:rPr>
           <w:rFonts w:eastAsia="宋体" w:hint="eastAsia"/>
           <w:color w:val="000000" w:themeColor="text1"/>
+          <w:highlight w:val="yellow"/>
         </w:rPr>
         <w:t>计算，计算时间小于</w:t>
       </w:r>
@@ -2184,6 +2070,7 @@
         <w:rPr>
           <w:rFonts w:eastAsia="宋体" w:hint="eastAsia"/>
           <w:color w:val="000000" w:themeColor="text1"/>
+          <w:highlight w:val="yellow"/>
         </w:rPr>
         <w:t>1.00s</w:t>
       </w:r>
@@ -2198,21 +2085,20 @@
         <w:rPr>
           <w:rFonts w:eastAsia="宋体" w:hint="eastAsia"/>
         </w:rPr>
-        <w:t>算法求解时间要尽可能地短，并且所得计算结果能正确反映元件累积疲劳损伤程度；</w:t>
-      </w:r>
-      <w:proofErr w:type="gramStart"/>
-      <w:r>
-        <w:rPr>
-          <w:rFonts w:eastAsia="宋体" w:hint="eastAsia"/>
-        </w:rPr>
-        <w:t>需展示</w:t>
-      </w:r>
-      <w:proofErr w:type="gramEnd"/>
-      <w:r>
-        <w:rPr>
-          <w:rFonts w:eastAsia="宋体" w:hint="eastAsia"/>
-        </w:rPr>
-        <w:t>所计算结果与数据中提供的雨流计数法所得结果的相似程度</w:t>
+        <w:t>算法求解时间要尽可能地短，并且所得计算结果能正确反映元件</w:t>
+      </w:r>
+      <w:r>
+        <w:rPr>
+          <w:rFonts w:eastAsia="宋体" w:hint="eastAsia"/>
+          <w:highlight w:val="yellow"/>
+        </w:rPr>
+        <w:t>累积疲劳损伤程度</w:t>
+      </w:r>
+      <w:r>
+        <w:rPr>
+          <w:rFonts w:eastAsia="宋体" w:hint="eastAsia"/>
+        </w:rPr>
+        <w:t>；需展示所计算结果与数据中提供的雨流计数法所得结果的相似程度</w:t>
       </w:r>
       <w:r>
         <w:rPr>
@@ -2274,19 +2160,11 @@
         </w:rPr>
         <w:t>00</w:t>
       </w:r>
-      <w:proofErr w:type="gramStart"/>
-      <w:r>
-        <w:rPr>
-          <w:rFonts w:eastAsia="宋体" w:hint="eastAsia"/>
-        </w:rPr>
-        <w:t>台风机</w:t>
-      </w:r>
-      <w:proofErr w:type="gramEnd"/>
-      <w:r>
-        <w:rPr>
-          <w:rFonts w:eastAsia="宋体" w:hint="eastAsia"/>
-        </w:rPr>
-        <w:t>的全部</w:t>
+      <w:r>
+        <w:rPr>
+          <w:rFonts w:eastAsia="宋体" w:hint="eastAsia"/>
+        </w:rPr>
+        <w:t>台风机的全部</w:t>
       </w:r>
       <w:r>
         <w:rPr>
@@ -2364,21 +2242,7 @@
         <w:rPr>
           <w:rFonts w:eastAsia="宋体" w:hint="eastAsia"/>
         </w:rPr>
-        <w:t>；同时，</w:t>
-      </w:r>
-      <w:proofErr w:type="gramStart"/>
-      <w:r>
-        <w:rPr>
-          <w:rFonts w:eastAsia="宋体" w:hint="eastAsia"/>
-        </w:rPr>
-        <w:t>需展示</w:t>
-      </w:r>
-      <w:proofErr w:type="gramEnd"/>
-      <w:r>
-        <w:rPr>
-          <w:rFonts w:eastAsia="宋体" w:hint="eastAsia"/>
-        </w:rPr>
-        <w:t>从</w:t>
+        <w:t>；同时，需展示从</w:t>
       </w:r>
       <w:r>
         <w:rPr>
@@ -2452,19 +2316,11 @@
         </w:rPr>
         <w:t>00</w:t>
       </w:r>
-      <w:proofErr w:type="gramStart"/>
-      <w:r>
-        <w:rPr>
-          <w:rFonts w:eastAsia="宋体" w:hint="eastAsia"/>
-        </w:rPr>
-        <w:t>台风机</w:t>
-      </w:r>
-      <w:proofErr w:type="gramEnd"/>
-      <w:r>
-        <w:rPr>
-          <w:rFonts w:eastAsia="宋体" w:hint="eastAsia"/>
-        </w:rPr>
-        <w:t>的</w:t>
+      <w:r>
+        <w:rPr>
+          <w:rFonts w:eastAsia="宋体" w:hint="eastAsia"/>
+        </w:rPr>
+        <w:t>台风机的</w:t>
       </w:r>
       <w:r>
         <w:rPr>
@@ -2657,7 +2513,7 @@
     </w:p>
     <w:p>
       <w:pPr>
-        <w:ind w:firstLine="482"/>
+        <w:ind w:firstLine="489"/>
         <w:rPr>
           <w:rFonts w:eastAsia="宋体"/>
           <w:b/>
@@ -2769,21 +2625,7 @@
         <w:rPr>
           <w:rFonts w:eastAsia="宋体" w:hint="eastAsia"/>
         </w:rPr>
-        <w:t>。因此，</w:t>
-      </w:r>
-      <w:proofErr w:type="gramStart"/>
-      <w:r>
-        <w:rPr>
-          <w:rFonts w:eastAsia="宋体" w:hint="eastAsia"/>
-        </w:rPr>
-        <w:t>请建立</w:t>
-      </w:r>
-      <w:proofErr w:type="gramEnd"/>
-      <w:r>
-        <w:rPr>
-          <w:rFonts w:eastAsia="宋体" w:hint="eastAsia"/>
-        </w:rPr>
-        <w:t>数学模型，根据风机所处位置的风速条件和功率参考值，估算当前风机所承受的应力</w:t>
+        <w:t>。因此，请建立数学模型，根据风机所处位置的风速条件和功率参考值，估算当前风机所承受的应力</w:t>
       </w:r>
       <w:r>
         <w:rPr>
@@ -3038,19 +2880,11 @@
         </w:rPr>
         <w:t>00</w:t>
       </w:r>
-      <w:proofErr w:type="gramStart"/>
-      <w:r>
-        <w:rPr>
-          <w:rFonts w:eastAsia="宋体" w:hint="eastAsia"/>
-        </w:rPr>
-        <w:t>台风机</w:t>
-      </w:r>
-      <w:proofErr w:type="gramEnd"/>
-      <w:r>
-        <w:rPr>
-          <w:rFonts w:eastAsia="宋体" w:hint="eastAsia"/>
-        </w:rPr>
-        <w:t>在全部时刻的应力</w:t>
+      <w:r>
+        <w:rPr>
+          <w:rFonts w:eastAsia="宋体" w:hint="eastAsia"/>
+        </w:rPr>
+        <w:t>台风机在全部时刻的应力</w:t>
       </w:r>
       <w:r>
         <w:rPr>
@@ -3112,13 +2946,13 @@
         <w:ind w:firstLine="480"/>
         <w:jc w:val="both"/>
         <w:rPr>
-          <w:rFonts w:ascii="楷体" w:hAnsi="楷体" w:hint="eastAsia"/>
+          <w:rFonts w:ascii="楷体" w:hAnsi="楷体"/>
         </w:rPr>
       </w:pPr>
     </w:p>
     <w:p>
       <w:pPr>
-        <w:ind w:firstLine="482"/>
+        <w:ind w:firstLine="489"/>
         <w:rPr>
           <w:rFonts w:eastAsia="宋体"/>
           <w:b/>
@@ -3146,21 +2980,7 @@
         <w:rPr>
           <w:rFonts w:eastAsia="宋体" w:hint="eastAsia"/>
         </w:rPr>
-        <w:t>有功功率的优化分配需每</w:t>
-      </w:r>
-      <w:proofErr w:type="gramStart"/>
-      <w:r>
-        <w:rPr>
-          <w:rFonts w:eastAsia="宋体" w:hint="eastAsia"/>
-        </w:rPr>
-        <w:t>秒钟进行</w:t>
-      </w:r>
-      <w:proofErr w:type="gramEnd"/>
-      <w:r>
-        <w:rPr>
-          <w:rFonts w:eastAsia="宋体" w:hint="eastAsia"/>
-        </w:rPr>
-        <w:t>一次计算，优化计算时间短。大规模风电场含数百台风机（此题以风机总数量</w:t>
+        <w:t>有功功率的优化分配需每秒钟进行一次计算，优化计算时间短。大规模风电场含数百台风机（此题以风机总数量</w:t>
       </w:r>
       <m:oMath>
         <m:sSub>
@@ -3206,21 +3026,7 @@
         <w:rPr>
           <w:rFonts w:eastAsia="宋体" w:hint="eastAsia"/>
         </w:rPr>
-        <w:t>的场站为例），优化问题维度高，因此需在建模阶段兼顾模型复杂度和精度。实际工程中，场站内多</w:t>
-      </w:r>
-      <w:proofErr w:type="gramStart"/>
-      <w:r>
-        <w:rPr>
-          <w:rFonts w:eastAsia="宋体" w:hint="eastAsia"/>
-        </w:rPr>
-        <w:t>台风机</w:t>
-      </w:r>
-      <w:proofErr w:type="gramEnd"/>
-      <w:r>
-        <w:rPr>
-          <w:rFonts w:eastAsia="宋体" w:hint="eastAsia"/>
-        </w:rPr>
-        <w:t>一般为相同型号，即各风机之间模型参数是一致的，区别仅在于风速条件（轮毂处风速</w:t>
+        <w:t>的场站为例），优化问题维度高，因此需在建模阶段兼顾模型复杂度和精度。实际工程中，场站内多台风机一般为相同型号，即各风机之间模型参数是一致的，区别仅在于风速条件（轮毂处风速</w:t>
       </w:r>
       <m:oMath>
         <m:sSubSup>
@@ -3367,21 +3173,7 @@
         <w:rPr>
           <w:rFonts w:eastAsia="宋体" w:hint="eastAsia"/>
         </w:rPr>
-        <w:t>合理且具有可解释性）。单</w:t>
-      </w:r>
-      <w:proofErr w:type="gramStart"/>
-      <w:r>
-        <w:rPr>
-          <w:rFonts w:eastAsia="宋体" w:hint="eastAsia"/>
-        </w:rPr>
-        <w:t>台风机</w:t>
-      </w:r>
-      <w:proofErr w:type="gramEnd"/>
-      <w:r>
-        <w:rPr>
-          <w:rFonts w:eastAsia="宋体" w:hint="eastAsia"/>
-        </w:rPr>
-        <w:t>的疲劳损伤包括主轴的疲劳损伤与塔架疲劳损伤两部分。</w:t>
+        <w:t>合理且具有可解释性）。单台风机的疲劳损伤包括主轴的疲劳损伤与塔架疲劳损伤两部分。</w:t>
       </w:r>
       <w:r>
         <w:rPr>
@@ -3689,19 +3481,11 @@
         </w:rPr>
         <w:t>100</w:t>
       </w:r>
-      <w:proofErr w:type="gramStart"/>
-      <w:r>
-        <w:rPr>
-          <w:rFonts w:eastAsia="宋体" w:hint="eastAsia"/>
-        </w:rPr>
-        <w:t>台风机</w:t>
-      </w:r>
-      <w:proofErr w:type="gramEnd"/>
-      <w:r>
-        <w:rPr>
-          <w:rFonts w:eastAsia="宋体" w:hint="eastAsia"/>
-        </w:rPr>
-        <w:t>的风电场</w:t>
+      <w:r>
+        <w:rPr>
+          <w:rFonts w:eastAsia="宋体" w:hint="eastAsia"/>
+        </w:rPr>
+        <w:t>台风机的风电场</w:t>
       </w:r>
       <w:r>
         <w:rPr>
@@ -3759,21 +3543,7 @@
         <w:rPr>
           <w:rFonts w:eastAsia="宋体" w:hint="eastAsia"/>
         </w:rPr>
-        <w:t>。要求给出本题的目标函数，以及各目标权重值（如果有），并对目标函数和权重的设计思路进行说明；同时要求每秒进行一次功率分配，需提供含有计时器的动图，展示计算结果的实时性；此外，还</w:t>
-      </w:r>
-      <w:proofErr w:type="gramStart"/>
-      <w:r>
-        <w:rPr>
-          <w:rFonts w:eastAsia="宋体" w:hint="eastAsia"/>
-        </w:rPr>
-        <w:t>需展示</w:t>
-      </w:r>
-      <w:proofErr w:type="gramEnd"/>
-      <w:r>
-        <w:rPr>
-          <w:rFonts w:eastAsia="宋体" w:hint="eastAsia"/>
-        </w:rPr>
-        <w:t>约束条件是否满足，及优化后与优化前（平均分配功率）的结果对比，对</w:t>
+        <w:t>。要求给出本题的目标函数，以及各目标权重值（如果有），并对目标函数和权重的设计思路进行说明；同时要求每秒进行一次功率分配，需提供含有计时器的动图，展示计算结果的实时性；此外，还需展示约束条件是否满足，及优化后与优化前（平均分配功率）的结果对比，对</w:t>
       </w:r>
       <w:r>
         <w:rPr>
@@ -3788,13 +3558,13 @@
         <w:ind w:firstLine="480"/>
         <w:jc w:val="both"/>
         <w:rPr>
-          <w:rFonts w:ascii="楷体" w:hAnsi="楷体" w:hint="eastAsia"/>
+          <w:rFonts w:ascii="楷体" w:hAnsi="楷体"/>
         </w:rPr>
       </w:pPr>
     </w:p>
     <w:p>
       <w:pPr>
-        <w:ind w:firstLine="482"/>
+        <w:ind w:firstLine="489"/>
         <w:jc w:val="both"/>
         <w:rPr>
           <w:rFonts w:eastAsia="宋体"/>
@@ -3890,21 +3660,7 @@
         <w:rPr>
           <w:rFonts w:eastAsia="宋体" w:hint="eastAsia"/>
         </w:rPr>
-        <w:t>。另一方面，通信过程在协议层和物理层均可能受到传输拥塞影响，存在随机传输延迟问题，导致部分时间</w:t>
-      </w:r>
-      <w:proofErr w:type="gramStart"/>
-      <w:r>
-        <w:rPr>
-          <w:rFonts w:eastAsia="宋体" w:hint="eastAsia"/>
-        </w:rPr>
-        <w:t>段数据</w:t>
-      </w:r>
-      <w:proofErr w:type="gramEnd"/>
-      <w:r>
-        <w:rPr>
-          <w:rFonts w:eastAsia="宋体" w:hint="eastAsia"/>
-        </w:rPr>
-        <w:t>无法及时采集，此时优化调度过程仅可基于上一个正常通信时刻的采集数据进行优化，实际工程中一般最大延迟为</w:t>
+        <w:t>。另一方面，通信过程在协议层和物理层均可能受到传输拥塞影响，存在随机传输延迟问题，导致部分时间段数据无法及时采集，此时优化调度过程仅可基于上一个正常通信时刻的采集数据进行优化，实际工程中一般最大延迟为</w:t>
       </w:r>
       <w:r>
         <w:rPr>
@@ -3940,21 +3696,7 @@
         <w:rPr>
           <w:rFonts w:eastAsia="宋体" w:hint="eastAsia"/>
         </w:rPr>
-        <w:t>为额外的十</w:t>
-      </w:r>
-      <w:proofErr w:type="gramStart"/>
-      <w:r>
-        <w:rPr>
-          <w:rFonts w:eastAsia="宋体" w:hint="eastAsia"/>
-        </w:rPr>
-        <w:t>台风机</w:t>
-      </w:r>
-      <w:proofErr w:type="gramEnd"/>
-      <w:r>
-        <w:rPr>
-          <w:rFonts w:eastAsia="宋体" w:hint="eastAsia"/>
-        </w:rPr>
-        <w:t>的</w:t>
+        <w:t>为额外的十台风机的</w:t>
       </w:r>
       <w:r>
         <w:rPr>
@@ -4011,10 +3753,10 @@
     </w:p>
     <w:p>
       <w:pPr>
-        <w:ind w:firstLine="482"/>
+        <w:ind w:firstLine="489"/>
         <w:jc w:val="both"/>
         <w:rPr>
-          <w:rFonts w:ascii="楷体" w:hAnsi="楷体" w:hint="eastAsia"/>
+          <w:rFonts w:ascii="楷体" w:hAnsi="楷体"/>
         </w:rPr>
       </w:pPr>
       <w:r>
@@ -4034,10 +3776,10 @@
     </w:p>
     <w:p>
       <w:pPr>
-        <w:ind w:firstLine="482"/>
+        <w:ind w:firstLine="489"/>
         <w:jc w:val="both"/>
         <w:rPr>
-          <w:rFonts w:ascii="楷体" w:hAnsi="楷体" w:hint="eastAsia"/>
+          <w:rFonts w:ascii="楷体" w:hAnsi="楷体"/>
         </w:rPr>
       </w:pPr>
       <w:r>
@@ -4048,63 +3790,47 @@
         </w:rPr>
         <w:t>注：</w:t>
       </w:r>
-      <w:proofErr w:type="gramStart"/>
       <w:r>
         <w:rPr>
           <w:rFonts w:ascii="楷体" w:hAnsi="楷体" w:hint="eastAsia"/>
         </w:rPr>
-        <w:t>若参</w:t>
-      </w:r>
-      <w:proofErr w:type="gramEnd"/>
+        <w:t>若参赛选手熟悉相关专业，亦可参考</w:t>
+      </w:r>
       <w:r>
         <w:rPr>
           <w:rFonts w:ascii="楷体" w:hAnsi="楷体" w:hint="eastAsia"/>
         </w:rPr>
-        <w:t>赛选手熟悉相关专业，亦可参考</w:t>
+        <w:t>附件A、B</w:t>
       </w:r>
       <w:r>
         <w:rPr>
           <w:rFonts w:ascii="楷体" w:hAnsi="楷体" w:hint="eastAsia"/>
         </w:rPr>
-        <w:t>附件A、B</w:t>
+        <w:t>中</w:t>
       </w:r>
       <w:r>
         <w:rPr>
           <w:rFonts w:ascii="楷体" w:hAnsi="楷体" w:hint="eastAsia"/>
         </w:rPr>
-        <w:t>中</w:t>
+        <w:t>给出</w:t>
       </w:r>
       <w:r>
         <w:rPr>
           <w:rFonts w:ascii="楷体" w:hAnsi="楷体" w:hint="eastAsia"/>
         </w:rPr>
-        <w:t>给出</w:t>
+        <w:t>的</w:t>
       </w:r>
       <w:r>
         <w:rPr>
           <w:rFonts w:ascii="楷体" w:hAnsi="楷体" w:hint="eastAsia"/>
         </w:rPr>
-        <w:t>的</w:t>
+        <w:t>风电行业以仿真分析为目的的非线性模型及相应开源工具。该建模方法和开源工具常用于仿真风电场动态特性，常用作对所提出的优化调度策略进行验证的平台。其计算时间、模型复杂度等都无法满足优化需求。选手</w:t>
       </w:r>
       <w:r>
         <w:rPr>
           <w:rFonts w:ascii="楷体" w:hAnsi="楷体" w:hint="eastAsia"/>
         </w:rPr>
-        <w:t>风电行业以仿真分析为目的的非线性模型及相应开源工具。该建模方法和开源工具常用于仿真风电场动态特性，常用作对所提出的优化调度策略进行验证的平台。其计算时间、模型复杂度等都无法满足优化需求。选手</w:t>
-      </w:r>
-      <w:proofErr w:type="gramStart"/>
-      <w:r>
-        <w:rPr>
-          <w:rFonts w:ascii="楷体" w:hAnsi="楷体" w:hint="eastAsia"/>
-        </w:rPr>
-        <w:t>若参</w:t>
-      </w:r>
-      <w:proofErr w:type="gramEnd"/>
-      <w:r>
-        <w:rPr>
-          <w:rFonts w:ascii="楷体" w:hAnsi="楷体" w:hint="eastAsia"/>
-        </w:rPr>
-        <w:t>考附件内容，</w:t>
+        <w:t>若参考附件内容，</w:t>
       </w:r>
       <w:r>
         <w:rPr>
@@ -4132,7 +3858,7 @@
         <w:ind w:firstLineChars="0" w:firstLine="0"/>
         <w:jc w:val="both"/>
         <w:rPr>
-          <w:rFonts w:eastAsia="宋体" w:cs="Times New Roman" w:hint="eastAsia"/>
+          <w:rFonts w:eastAsia="宋体" w:cs="Times New Roman"/>
           <w:kern w:val="0"/>
           <w:sz w:val="21"/>
           <w:szCs w:val="21"/>
@@ -4910,7 +4636,6 @@
         </w:rPr>
       </w:pPr>
       <w:bookmarkStart w:id="5" w:name="_Ref171455598"/>
-      <w:proofErr w:type="gramStart"/>
       <w:r>
         <w:rPr>
           <w:rFonts w:eastAsia="宋体" w:cs="Times New Roman" w:hint="eastAsia"/>
@@ -4921,7 +4646,6 @@
         </w:rPr>
         <w:t>顾章义</w:t>
       </w:r>
-      <w:proofErr w:type="gramEnd"/>
       <w:r>
         <w:rPr>
           <w:rFonts w:eastAsia="宋体" w:cs="Times New Roman" w:hint="eastAsia"/>
@@ -5012,7 +4736,6 @@
         </w:rPr>
         <w:t>(</w:t>
       </w:r>
-      <w:proofErr w:type="gramStart"/>
       <w:r>
         <w:rPr>
           <w:rFonts w:eastAsia="宋体" w:cs="Times New Roman" w:hint="eastAsia"/>
@@ -5023,7 +4746,6 @@
         </w:rPr>
         <w:t>工学版</w:t>
       </w:r>
-      <w:proofErr w:type="gramEnd"/>
       <w:r>
         <w:rPr>
           <w:rFonts w:eastAsia="宋体" w:cs="Times New Roman" w:hint="eastAsia"/>
@@ -5101,7 +4823,7 @@
 </file>
 
 <file path=word/endnotes.xml><?xml version="1.0" encoding="utf-8"?>
-<w:endnotes xmlns:wpc="http://schemas.microsoft.com/office/word/2010/wordprocessingCanvas" xmlns:cx="http://schemas.microsoft.com/office/drawing/2014/chartex" xmlns:cx1="http://schemas.microsoft.com/office/drawing/2015/9/8/chartex" xmlns:cx2="http://schemas.microsoft.com/office/drawing/2015/10/21/chartex" xmlns:cx3="http://schemas.microsoft.com/office/drawing/2016/5/9/chartex" xmlns:cx4="http://schemas.microsoft.com/office/drawing/2016/5/10/chartex" xmlns:cx5="http://schemas.microsoft.com/office/drawing/2016/5/11/chartex" xmlns:cx6="http://schemas.microsoft.com/office/drawing/2016/5/12/chartex" xmlns:cx7="http://schemas.microsoft.com/office/drawing/2016/5/13/chartex" xmlns:cx8="http://schemas.microsoft.com/office/drawing/2016/5/14/chartex" xmlns:mc="http://schemas.openxmlformats.org/markup-compatibility/2006" xmlns:aink="http://schemas.microsoft.com/office/drawing/2016/ink" xmlns:am3d="http://schemas.microsoft.com/office/drawing/2017/model3d" xmlns:o="urn:schemas-microsoft-com:office:office" xmlns:oel="http://schemas.microsoft.com/office/2019/extlst" xmlns:r="http://schemas.openxmlformats.org/officeDocument/2006/relationships" xmlns:m="http://schemas.openxmlformats.org/officeDocument/2006/math" xmlns:v="urn:schemas-microsoft-com:vml" xmlns:wp14="http://schemas.microsoft.com/office/word/2010/wordprocessingDrawing" xmlns:wp="http://schemas.openxmlformats.org/drawingml/2006/wordprocessingDrawing" xmlns:w10="urn:schemas-microsoft-com:office:word" xmlns:w="http://schemas.openxmlformats.org/wordprocessingml/2006/main" xmlns:w14="http://schemas.microsoft.com/office/word/2010/wordml" xmlns:w15="http://schemas.microsoft.com/office/word/2012/wordml" xmlns:w16cex="http://schemas.microsoft.com/office/word/2018/wordml/cex" xmlns:w16cid="http://schemas.microsoft.com/office/word/2016/wordml/cid" xmlns:w16="http://schemas.microsoft.com/office/word/2018/wordml" xmlns:w16du="http://schemas.microsoft.com/office/word/2023/wordml/word16du" xmlns:w16sdtdh="http://schemas.microsoft.com/office/word/2020/wordml/sdtdatahash" xmlns:w16se="http://schemas.microsoft.com/office/word/2015/wordml/symex" xmlns:wpg="http://schemas.microsoft.com/office/word/2010/wordprocessingGroup" xmlns:wpi="http://schemas.microsoft.com/office/word/2010/wordprocessingInk" xmlns:wne="http://schemas.microsoft.com/office/word/2006/wordml" xmlns:wps="http://schemas.microsoft.com/office/word/2010/wordprocessingShape" mc:Ignorable="w14 w15 w16se w16cid w16 w16cex w16sdtdh w16du wp14">
+<w:endnotes xmlns:wpc="http://schemas.microsoft.com/office/word/2010/wordprocessingCanvas" xmlns:cx="http://schemas.microsoft.com/office/drawing/2014/chartex" xmlns:cx1="http://schemas.microsoft.com/office/drawing/2015/9/8/chartex" xmlns:cx2="http://schemas.microsoft.com/office/drawing/2015/10/21/chartex" xmlns:cx3="http://schemas.microsoft.com/office/drawing/2016/5/9/chartex" xmlns:cx4="http://schemas.microsoft.com/office/drawing/2016/5/10/chartex" xmlns:cx5="http://schemas.microsoft.com/office/drawing/2016/5/11/chartex" xmlns:cx6="http://schemas.microsoft.com/office/drawing/2016/5/12/chartex" xmlns:cx7="http://schemas.microsoft.com/office/drawing/2016/5/13/chartex" xmlns:cx8="http://schemas.microsoft.com/office/drawing/2016/5/14/chartex" xmlns:mc="http://schemas.openxmlformats.org/markup-compatibility/2006" xmlns:m="http://schemas.openxmlformats.org/officeDocument/2006/math" xmlns:aink="http://schemas.microsoft.com/office/drawing/2016/ink" xmlns:am3d="http://schemas.microsoft.com/office/drawing/2017/model3d" xmlns:oel="http://schemas.microsoft.com/office/2019/extlst" xmlns:r="http://schemas.openxmlformats.org/officeDocument/2006/relationships" xmlns:wp14="http://schemas.microsoft.com/office/word/2010/wordprocessingDrawing" xmlns:wp="http://schemas.openxmlformats.org/drawingml/2006/wordprocessingDrawing" xmlns:wpg="http://schemas.microsoft.com/office/word/2010/wordprocessingGroup" xmlns:wpi="http://schemas.microsoft.com/office/word/2010/wordprocessingInk" xmlns:wps="http://schemas.microsoft.com/office/word/2010/wordprocessingShape" xmlns:o="urn:schemas-microsoft-com:office:office" xmlns:v="urn:schemas-microsoft-com:vml" xmlns:w10="urn:schemas-microsoft-com:office:word" xmlns:w="http://schemas.openxmlformats.org/wordprocessingml/2006/main" xmlns:w14="http://schemas.microsoft.com/office/word/2010/wordml" xmlns:w15="http://schemas.microsoft.com/office/word/2012/wordml" xmlns:w16cex="http://schemas.microsoft.com/office/word/2018/wordml/cex" xmlns:w16cid="http://schemas.microsoft.com/office/word/2016/wordml/cid" xmlns:w16="http://schemas.microsoft.com/office/word/2018/wordml" xmlns:w16sdtdh="http://schemas.microsoft.com/office/word/2020/wordml/sdtdatahash" xmlns:w16sdtfl="http://schemas.microsoft.com/office/word/2024/wordml/sdtformatlock" xmlns:w16se="http://schemas.microsoft.com/office/word/2015/wordml/symex" xmlns:w16du="http://schemas.microsoft.com/office/word/2023/wordml/word16du" xmlns:wne="http://schemas.microsoft.com/office/word/2006/wordml" mc:Ignorable="w14 w15 w16se w16cid w16 w16cex w16sdtdh w16sdtfl w16du wp14">
   <w:endnote w:type="separator" w:id="-1">
     <w:p>
       <w:pPr>
@@ -5128,7 +4850,7 @@
 </file>
 
 <file path=word/footer1.xml><?xml version="1.0" encoding="utf-8"?>
-<w:ftr xmlns:wpc="http://schemas.microsoft.com/office/word/2010/wordprocessingCanvas" xmlns:cx="http://schemas.microsoft.com/office/drawing/2014/chartex" xmlns:cx1="http://schemas.microsoft.com/office/drawing/2015/9/8/chartex" xmlns:cx2="http://schemas.microsoft.com/office/drawing/2015/10/21/chartex" xmlns:cx3="http://schemas.microsoft.com/office/drawing/2016/5/9/chartex" xmlns:cx4="http://schemas.microsoft.com/office/drawing/2016/5/10/chartex" xmlns:cx5="http://schemas.microsoft.com/office/drawing/2016/5/11/chartex" xmlns:cx6="http://schemas.microsoft.com/office/drawing/2016/5/12/chartex" xmlns:cx7="http://schemas.microsoft.com/office/drawing/2016/5/13/chartex" xmlns:cx8="http://schemas.microsoft.com/office/drawing/2016/5/14/chartex" xmlns:mc="http://schemas.openxmlformats.org/markup-compatibility/2006" xmlns:aink="http://schemas.microsoft.com/office/drawing/2016/ink" xmlns:am3d="http://schemas.microsoft.com/office/drawing/2017/model3d" xmlns:o="urn:schemas-microsoft-com:office:office" xmlns:oel="http://schemas.microsoft.com/office/2019/extlst" xmlns:r="http://schemas.openxmlformats.org/officeDocument/2006/relationships" xmlns:m="http://schemas.openxmlformats.org/officeDocument/2006/math" xmlns:v="urn:schemas-microsoft-com:vml" xmlns:wp14="http://schemas.microsoft.com/office/word/2010/wordprocessingDrawing" xmlns:wp="http://schemas.openxmlformats.org/drawingml/2006/wordprocessingDrawing" xmlns:w10="urn:schemas-microsoft-com:office:word" xmlns:w="http://schemas.openxmlformats.org/wordprocessingml/2006/main" xmlns:w14="http://schemas.microsoft.com/office/word/2010/wordml" xmlns:w15="http://schemas.microsoft.com/office/word/2012/wordml" xmlns:w16cex="http://schemas.microsoft.com/office/word/2018/wordml/cex" xmlns:w16cid="http://schemas.microsoft.com/office/word/2016/wordml/cid" xmlns:w16="http://schemas.microsoft.com/office/word/2018/wordml" xmlns:w16du="http://schemas.microsoft.com/office/word/2023/wordml/word16du" xmlns:w16sdtdh="http://schemas.microsoft.com/office/word/2020/wordml/sdtdatahash" xmlns:w16se="http://schemas.microsoft.com/office/word/2015/wordml/symex" xmlns:wpg="http://schemas.microsoft.com/office/word/2010/wordprocessingGroup" xmlns:wpi="http://schemas.microsoft.com/office/word/2010/wordprocessingInk" xmlns:wne="http://schemas.microsoft.com/office/word/2006/wordml" xmlns:wps="http://schemas.microsoft.com/office/word/2010/wordprocessingShape" mc:Ignorable="w14 w15 w16se w16cid w16 w16cex w16sdtdh w16du wp14">
+<w:ftr xmlns:wpc="http://schemas.microsoft.com/office/word/2010/wordprocessingCanvas" xmlns:cx="http://schemas.microsoft.com/office/drawing/2014/chartex" xmlns:cx1="http://schemas.microsoft.com/office/drawing/2015/9/8/chartex" xmlns:cx2="http://schemas.microsoft.com/office/drawing/2015/10/21/chartex" xmlns:cx3="http://schemas.microsoft.com/office/drawing/2016/5/9/chartex" xmlns:cx4="http://schemas.microsoft.com/office/drawing/2016/5/10/chartex" xmlns:cx5="http://schemas.microsoft.com/office/drawing/2016/5/11/chartex" xmlns:cx6="http://schemas.microsoft.com/office/drawing/2016/5/12/chartex" xmlns:cx7="http://schemas.microsoft.com/office/drawing/2016/5/13/chartex" xmlns:cx8="http://schemas.microsoft.com/office/drawing/2016/5/14/chartex" xmlns:mc="http://schemas.openxmlformats.org/markup-compatibility/2006" xmlns:m="http://schemas.openxmlformats.org/officeDocument/2006/math" xmlns:aink="http://schemas.microsoft.com/office/drawing/2016/ink" xmlns:am3d="http://schemas.microsoft.com/office/drawing/2017/model3d" xmlns:oel="http://schemas.microsoft.com/office/2019/extlst" xmlns:r="http://schemas.openxmlformats.org/officeDocument/2006/relationships" xmlns:wp14="http://schemas.microsoft.com/office/word/2010/wordprocessingDrawing" xmlns:wp="http://schemas.openxmlformats.org/drawingml/2006/wordprocessingDrawing" xmlns:wpg="http://schemas.microsoft.com/office/word/2010/wordprocessingGroup" xmlns:wpi="http://schemas.microsoft.com/office/word/2010/wordprocessingInk" xmlns:wps="http://schemas.microsoft.com/office/word/2010/wordprocessingShape" xmlns:o="urn:schemas-microsoft-com:office:office" xmlns:v="urn:schemas-microsoft-com:vml" xmlns:w10="urn:schemas-microsoft-com:office:word" xmlns:w="http://schemas.openxmlformats.org/wordprocessingml/2006/main" xmlns:w14="http://schemas.microsoft.com/office/word/2010/wordml" xmlns:w15="http://schemas.microsoft.com/office/word/2012/wordml" xmlns:w16cex="http://schemas.microsoft.com/office/word/2018/wordml/cex" xmlns:w16cid="http://schemas.microsoft.com/office/word/2016/wordml/cid" xmlns:w16="http://schemas.microsoft.com/office/word/2018/wordml" xmlns:w16sdtdh="http://schemas.microsoft.com/office/word/2020/wordml/sdtdatahash" xmlns:w16sdtfl="http://schemas.microsoft.com/office/word/2024/wordml/sdtformatlock" xmlns:w16se="http://schemas.microsoft.com/office/word/2015/wordml/symex" xmlns:w16du="http://schemas.microsoft.com/office/word/2023/wordml/word16du" xmlns:wne="http://schemas.microsoft.com/office/word/2006/wordml" mc:Ignorable="w14 w15 w16se w16cid w16 w16cex w16sdtdh w16sdtfl w16du wp14">
   <w:p>
     <w:pPr>
       <w:pStyle w:val="a8"/>
@@ -5139,7 +4861,7 @@
 </file>
 
 <file path=word/footer2.xml><?xml version="1.0" encoding="utf-8"?>
-<w:ftr xmlns:wpc="http://schemas.microsoft.com/office/word/2010/wordprocessingCanvas" xmlns:cx="http://schemas.microsoft.com/office/drawing/2014/chartex" xmlns:cx1="http://schemas.microsoft.com/office/drawing/2015/9/8/chartex" xmlns:cx2="http://schemas.microsoft.com/office/drawing/2015/10/21/chartex" xmlns:cx3="http://schemas.microsoft.com/office/drawing/2016/5/9/chartex" xmlns:cx4="http://schemas.microsoft.com/office/drawing/2016/5/10/chartex" xmlns:cx5="http://schemas.microsoft.com/office/drawing/2016/5/11/chartex" xmlns:cx6="http://schemas.microsoft.com/office/drawing/2016/5/12/chartex" xmlns:cx7="http://schemas.microsoft.com/office/drawing/2016/5/13/chartex" xmlns:cx8="http://schemas.microsoft.com/office/drawing/2016/5/14/chartex" xmlns:mc="http://schemas.openxmlformats.org/markup-compatibility/2006" xmlns:aink="http://schemas.microsoft.com/office/drawing/2016/ink" xmlns:am3d="http://schemas.microsoft.com/office/drawing/2017/model3d" xmlns:o="urn:schemas-microsoft-com:office:office" xmlns:oel="http://schemas.microsoft.com/office/2019/extlst" xmlns:r="http://schemas.openxmlformats.org/officeDocument/2006/relationships" xmlns:m="http://schemas.openxmlformats.org/officeDocument/2006/math" xmlns:v="urn:schemas-microsoft-com:vml" xmlns:wp14="http://schemas.microsoft.com/office/word/2010/wordprocessingDrawing" xmlns:wp="http://schemas.openxmlformats.org/drawingml/2006/wordprocessingDrawing" xmlns:w10="urn:schemas-microsoft-com:office:word" xmlns:w="http://schemas.openxmlformats.org/wordprocessingml/2006/main" xmlns:w14="http://schemas.microsoft.com/office/word/2010/wordml" xmlns:w15="http://schemas.microsoft.com/office/word/2012/wordml" xmlns:w16cex="http://schemas.microsoft.com/office/word/2018/wordml/cex" xmlns:w16cid="http://schemas.microsoft.com/office/word/2016/wordml/cid" xmlns:w16="http://schemas.microsoft.com/office/word/2018/wordml" xmlns:w16du="http://schemas.microsoft.com/office/word/2023/wordml/word16du" xmlns:w16sdtdh="http://schemas.microsoft.com/office/word/2020/wordml/sdtdatahash" xmlns:w16se="http://schemas.microsoft.com/office/word/2015/wordml/symex" xmlns:wpg="http://schemas.microsoft.com/office/word/2010/wordprocessingGroup" xmlns:wpi="http://schemas.microsoft.com/office/word/2010/wordprocessingInk" xmlns:wne="http://schemas.microsoft.com/office/word/2006/wordml" xmlns:wps="http://schemas.microsoft.com/office/word/2010/wordprocessingShape" mc:Ignorable="w14 w15 w16se w16cid w16 w16cex w16sdtdh w16du wp14">
+<w:ftr xmlns:wpc="http://schemas.microsoft.com/office/word/2010/wordprocessingCanvas" xmlns:cx="http://schemas.microsoft.com/office/drawing/2014/chartex" xmlns:cx1="http://schemas.microsoft.com/office/drawing/2015/9/8/chartex" xmlns:cx2="http://schemas.microsoft.com/office/drawing/2015/10/21/chartex" xmlns:cx3="http://schemas.microsoft.com/office/drawing/2016/5/9/chartex" xmlns:cx4="http://schemas.microsoft.com/office/drawing/2016/5/10/chartex" xmlns:cx5="http://schemas.microsoft.com/office/drawing/2016/5/11/chartex" xmlns:cx6="http://schemas.microsoft.com/office/drawing/2016/5/12/chartex" xmlns:cx7="http://schemas.microsoft.com/office/drawing/2016/5/13/chartex" xmlns:cx8="http://schemas.microsoft.com/office/drawing/2016/5/14/chartex" xmlns:mc="http://schemas.openxmlformats.org/markup-compatibility/2006" xmlns:m="http://schemas.openxmlformats.org/officeDocument/2006/math" xmlns:aink="http://schemas.microsoft.com/office/drawing/2016/ink" xmlns:am3d="http://schemas.microsoft.com/office/drawing/2017/model3d" xmlns:oel="http://schemas.microsoft.com/office/2019/extlst" xmlns:r="http://schemas.openxmlformats.org/officeDocument/2006/relationships" xmlns:wp14="http://schemas.microsoft.com/office/word/2010/wordprocessingDrawing" xmlns:wp="http://schemas.openxmlformats.org/drawingml/2006/wordprocessingDrawing" xmlns:wpg="http://schemas.microsoft.com/office/word/2010/wordprocessingGroup" xmlns:wpi="http://schemas.microsoft.com/office/word/2010/wordprocessingInk" xmlns:wps="http://schemas.microsoft.com/office/word/2010/wordprocessingShape" xmlns:o="urn:schemas-microsoft-com:office:office" xmlns:v="urn:schemas-microsoft-com:vml" xmlns:w10="urn:schemas-microsoft-com:office:word" xmlns:w="http://schemas.openxmlformats.org/wordprocessingml/2006/main" xmlns:w14="http://schemas.microsoft.com/office/word/2010/wordml" xmlns:w15="http://schemas.microsoft.com/office/word/2012/wordml" xmlns:w16cex="http://schemas.microsoft.com/office/word/2018/wordml/cex" xmlns:w16cid="http://schemas.microsoft.com/office/word/2016/wordml/cid" xmlns:w16="http://schemas.microsoft.com/office/word/2018/wordml" xmlns:w16sdtdh="http://schemas.microsoft.com/office/word/2020/wordml/sdtdatahash" xmlns:w16sdtfl="http://schemas.microsoft.com/office/word/2024/wordml/sdtformatlock" xmlns:w16se="http://schemas.microsoft.com/office/word/2015/wordml/symex" xmlns:w16du="http://schemas.microsoft.com/office/word/2023/wordml/word16du" xmlns:wne="http://schemas.microsoft.com/office/word/2006/wordml" mc:Ignorable="w14 w15 w16se w16cid w16 w16cex w16sdtdh w16sdtfl w16du wp14">
   <w:sdt>
     <w:sdtPr>
       <w:id w:val="-267622903"/>
@@ -5163,9 +4885,6 @@
               <w:pStyle w:val="a8"/>
               <w:ind w:firstLine="360"/>
               <w:jc w:val="center"/>
-              <w:rPr>
-                <w:rFonts w:hint="eastAsia"/>
-              </w:rPr>
             </w:pPr>
             <w:r>
               <w:rPr>
@@ -5278,7 +4997,7 @@
 </file>
 
 <file path=word/footer3.xml><?xml version="1.0" encoding="utf-8"?>
-<w:ftr xmlns:wpc="http://schemas.microsoft.com/office/word/2010/wordprocessingCanvas" xmlns:cx="http://schemas.microsoft.com/office/drawing/2014/chartex" xmlns:cx1="http://schemas.microsoft.com/office/drawing/2015/9/8/chartex" xmlns:cx2="http://schemas.microsoft.com/office/drawing/2015/10/21/chartex" xmlns:cx3="http://schemas.microsoft.com/office/drawing/2016/5/9/chartex" xmlns:cx4="http://schemas.microsoft.com/office/drawing/2016/5/10/chartex" xmlns:cx5="http://schemas.microsoft.com/office/drawing/2016/5/11/chartex" xmlns:cx6="http://schemas.microsoft.com/office/drawing/2016/5/12/chartex" xmlns:cx7="http://schemas.microsoft.com/office/drawing/2016/5/13/chartex" xmlns:cx8="http://schemas.microsoft.com/office/drawing/2016/5/14/chartex" xmlns:mc="http://schemas.openxmlformats.org/markup-compatibility/2006" xmlns:aink="http://schemas.microsoft.com/office/drawing/2016/ink" xmlns:am3d="http://schemas.microsoft.com/office/drawing/2017/model3d" xmlns:o="urn:schemas-microsoft-com:office:office" xmlns:oel="http://schemas.microsoft.com/office/2019/extlst" xmlns:r="http://schemas.openxmlformats.org/officeDocument/2006/relationships" xmlns:m="http://schemas.openxmlformats.org/officeDocument/2006/math" xmlns:v="urn:schemas-microsoft-com:vml" xmlns:wp14="http://schemas.microsoft.com/office/word/2010/wordprocessingDrawing" xmlns:wp="http://schemas.openxmlformats.org/drawingml/2006/wordprocessingDrawing" xmlns:w10="urn:schemas-microsoft-com:office:word" xmlns:w="http://schemas.openxmlformats.org/wordprocessingml/2006/main" xmlns:w14="http://schemas.microsoft.com/office/word/2010/wordml" xmlns:w15="http://schemas.microsoft.com/office/word/2012/wordml" xmlns:w16cex="http://schemas.microsoft.com/office/word/2018/wordml/cex" xmlns:w16cid="http://schemas.microsoft.com/office/word/2016/wordml/cid" xmlns:w16="http://schemas.microsoft.com/office/word/2018/wordml" xmlns:w16du="http://schemas.microsoft.com/office/word/2023/wordml/word16du" xmlns:w16sdtdh="http://schemas.microsoft.com/office/word/2020/wordml/sdtdatahash" xmlns:w16se="http://schemas.microsoft.com/office/word/2015/wordml/symex" xmlns:wpg="http://schemas.microsoft.com/office/word/2010/wordprocessingGroup" xmlns:wpi="http://schemas.microsoft.com/office/word/2010/wordprocessingInk" xmlns:wne="http://schemas.microsoft.com/office/word/2006/wordml" xmlns:wps="http://schemas.microsoft.com/office/word/2010/wordprocessingShape" mc:Ignorable="w14 w15 w16se w16cid w16 w16cex w16sdtdh w16du wp14">
+<w:ftr xmlns:wpc="http://schemas.microsoft.com/office/word/2010/wordprocessingCanvas" xmlns:cx="http://schemas.microsoft.com/office/drawing/2014/chartex" xmlns:cx1="http://schemas.microsoft.com/office/drawing/2015/9/8/chartex" xmlns:cx2="http://schemas.microsoft.com/office/drawing/2015/10/21/chartex" xmlns:cx3="http://schemas.microsoft.com/office/drawing/2016/5/9/chartex" xmlns:cx4="http://schemas.microsoft.com/office/drawing/2016/5/10/chartex" xmlns:cx5="http://schemas.microsoft.com/office/drawing/2016/5/11/chartex" xmlns:cx6="http://schemas.microsoft.com/office/drawing/2016/5/12/chartex" xmlns:cx7="http://schemas.microsoft.com/office/drawing/2016/5/13/chartex" xmlns:cx8="http://schemas.microsoft.com/office/drawing/2016/5/14/chartex" xmlns:mc="http://schemas.openxmlformats.org/markup-compatibility/2006" xmlns:m="http://schemas.openxmlformats.org/officeDocument/2006/math" xmlns:aink="http://schemas.microsoft.com/office/drawing/2016/ink" xmlns:am3d="http://schemas.microsoft.com/office/drawing/2017/model3d" xmlns:oel="http://schemas.microsoft.com/office/2019/extlst" xmlns:r="http://schemas.openxmlformats.org/officeDocument/2006/relationships" xmlns:wp14="http://schemas.microsoft.com/office/word/2010/wordprocessingDrawing" xmlns:wp="http://schemas.openxmlformats.org/drawingml/2006/wordprocessingDrawing" xmlns:wpg="http://schemas.microsoft.com/office/word/2010/wordprocessingGroup" xmlns:wpi="http://schemas.microsoft.com/office/word/2010/wordprocessingInk" xmlns:wps="http://schemas.microsoft.com/office/word/2010/wordprocessingShape" xmlns:o="urn:schemas-microsoft-com:office:office" xmlns:v="urn:schemas-microsoft-com:vml" xmlns:w10="urn:schemas-microsoft-com:office:word" xmlns:w="http://schemas.openxmlformats.org/wordprocessingml/2006/main" xmlns:w14="http://schemas.microsoft.com/office/word/2010/wordml" xmlns:w15="http://schemas.microsoft.com/office/word/2012/wordml" xmlns:w16cex="http://schemas.microsoft.com/office/word/2018/wordml/cex" xmlns:w16cid="http://schemas.microsoft.com/office/word/2016/wordml/cid" xmlns:w16="http://schemas.microsoft.com/office/word/2018/wordml" xmlns:w16sdtdh="http://schemas.microsoft.com/office/word/2020/wordml/sdtdatahash" xmlns:w16sdtfl="http://schemas.microsoft.com/office/word/2024/wordml/sdtformatlock" xmlns:w16se="http://schemas.microsoft.com/office/word/2015/wordml/symex" xmlns:w16du="http://schemas.microsoft.com/office/word/2023/wordml/word16du" xmlns:wne="http://schemas.microsoft.com/office/word/2006/wordml" mc:Ignorable="w14 w15 w16se w16cid w16 w16cex w16sdtdh w16sdtfl w16du wp14">
   <w:p>
     <w:pPr>
       <w:pStyle w:val="a8"/>
@@ -5289,7 +5008,7 @@
 </file>
 
 <file path=word/footnotes.xml><?xml version="1.0" encoding="utf-8"?>
-<w:footnotes xmlns:wpc="http://schemas.microsoft.com/office/word/2010/wordprocessingCanvas" xmlns:cx="http://schemas.microsoft.com/office/drawing/2014/chartex" xmlns:cx1="http://schemas.microsoft.com/office/drawing/2015/9/8/chartex" xmlns:cx2="http://schemas.microsoft.com/office/drawing/2015/10/21/chartex" xmlns:cx3="http://schemas.microsoft.com/office/drawing/2016/5/9/chartex" xmlns:cx4="http://schemas.microsoft.com/office/drawing/2016/5/10/chartex" xmlns:cx5="http://schemas.microsoft.com/office/drawing/2016/5/11/chartex" xmlns:cx6="http://schemas.microsoft.com/office/drawing/2016/5/12/chartex" xmlns:cx7="http://schemas.microsoft.com/office/drawing/2016/5/13/chartex" xmlns:cx8="http://schemas.microsoft.com/office/drawing/2016/5/14/chartex" xmlns:mc="http://schemas.openxmlformats.org/markup-compatibility/2006" xmlns:aink="http://schemas.microsoft.com/office/drawing/2016/ink" xmlns:am3d="http://schemas.microsoft.com/office/drawing/2017/model3d" xmlns:o="urn:schemas-microsoft-com:office:office" xmlns:oel="http://schemas.microsoft.com/office/2019/extlst" xmlns:r="http://schemas.openxmlformats.org/officeDocument/2006/relationships" xmlns:m="http://schemas.openxmlformats.org/officeDocument/2006/math" xmlns:v="urn:schemas-microsoft-com:vml" xmlns:wp14="http://schemas.microsoft.com/office/word/2010/wordprocessingDrawing" xmlns:wp="http://schemas.openxmlformats.org/drawingml/2006/wordprocessingDrawing" xmlns:w10="urn:schemas-microsoft-com:office:word" xmlns:w="http://schemas.openxmlformats.org/wordprocessingml/2006/main" xmlns:w14="http://schemas.microsoft.com/office/word/2010/wordml" xmlns:w15="http://schemas.microsoft.com/office/word/2012/wordml" xmlns:w16cex="http://schemas.microsoft.com/office/word/2018/wordml/cex" xmlns:w16cid="http://schemas.microsoft.com/office/word/2016/wordml/cid" xmlns:w16="http://schemas.microsoft.com/office/word/2018/wordml" xmlns:w16du="http://schemas.microsoft.com/office/word/2023/wordml/word16du" xmlns:w16sdtdh="http://schemas.microsoft.com/office/word/2020/wordml/sdtdatahash" xmlns:w16se="http://schemas.microsoft.com/office/word/2015/wordml/symex" xmlns:wpg="http://schemas.microsoft.com/office/word/2010/wordprocessingGroup" xmlns:wpi="http://schemas.microsoft.com/office/word/2010/wordprocessingInk" xmlns:wne="http://schemas.microsoft.com/office/word/2006/wordml" xmlns:wps="http://schemas.microsoft.com/office/word/2010/wordprocessingShape" mc:Ignorable="w14 w15 w16se w16cid w16 w16cex w16sdtdh w16du wp14">
+<w:footnotes xmlns:wpc="http://schemas.microsoft.com/office/word/2010/wordprocessingCanvas" xmlns:cx="http://schemas.microsoft.com/office/drawing/2014/chartex" xmlns:cx1="http://schemas.microsoft.com/office/drawing/2015/9/8/chartex" xmlns:cx2="http://schemas.microsoft.com/office/drawing/2015/10/21/chartex" xmlns:cx3="http://schemas.microsoft.com/office/drawing/2016/5/9/chartex" xmlns:cx4="http://schemas.microsoft.com/office/drawing/2016/5/10/chartex" xmlns:cx5="http://schemas.microsoft.com/office/drawing/2016/5/11/chartex" xmlns:cx6="http://schemas.microsoft.com/office/drawing/2016/5/12/chartex" xmlns:cx7="http://schemas.microsoft.com/office/drawing/2016/5/13/chartex" xmlns:cx8="http://schemas.microsoft.com/office/drawing/2016/5/14/chartex" xmlns:mc="http://schemas.openxmlformats.org/markup-compatibility/2006" xmlns:m="http://schemas.openxmlformats.org/officeDocument/2006/math" xmlns:aink="http://schemas.microsoft.com/office/drawing/2016/ink" xmlns:am3d="http://schemas.microsoft.com/office/drawing/2017/model3d" xmlns:oel="http://schemas.microsoft.com/office/2019/extlst" xmlns:r="http://schemas.openxmlformats.org/officeDocument/2006/relationships" xmlns:wp14="http://schemas.microsoft.com/office/word/2010/wordprocessingDrawing" xmlns:wp="http://schemas.openxmlformats.org/drawingml/2006/wordprocessingDrawing" xmlns:wpg="http://schemas.microsoft.com/office/word/2010/wordprocessingGroup" xmlns:wpi="http://schemas.microsoft.com/office/word/2010/wordprocessingInk" xmlns:wps="http://schemas.microsoft.com/office/word/2010/wordprocessingShape" xmlns:o="urn:schemas-microsoft-com:office:office" xmlns:v="urn:schemas-microsoft-com:vml" xmlns:w10="urn:schemas-microsoft-com:office:word" xmlns:w="http://schemas.openxmlformats.org/wordprocessingml/2006/main" xmlns:w14="http://schemas.microsoft.com/office/word/2010/wordml" xmlns:w15="http://schemas.microsoft.com/office/word/2012/wordml" xmlns:w16cex="http://schemas.microsoft.com/office/word/2018/wordml/cex" xmlns:w16cid="http://schemas.microsoft.com/office/word/2016/wordml/cid" xmlns:w16="http://schemas.microsoft.com/office/word/2018/wordml" xmlns:w16sdtdh="http://schemas.microsoft.com/office/word/2020/wordml/sdtdatahash" xmlns:w16sdtfl="http://schemas.microsoft.com/office/word/2024/wordml/sdtformatlock" xmlns:w16se="http://schemas.microsoft.com/office/word/2015/wordml/symex" xmlns:w16du="http://schemas.microsoft.com/office/word/2023/wordml/word16du" xmlns:wne="http://schemas.microsoft.com/office/word/2006/wordml" mc:Ignorable="w14 w15 w16se w16cid w16 w16cex w16sdtdh w16sdtfl w16du wp14">
   <w:footnote w:type="separator" w:id="-1">
     <w:p>
       <w:pPr>
@@ -5314,7 +5033,7 @@
 </file>
 
 <file path=word/header1.xml><?xml version="1.0" encoding="utf-8"?>
-<w:hdr xmlns:wpc="http://schemas.microsoft.com/office/word/2010/wordprocessingCanvas" xmlns:cx="http://schemas.microsoft.com/office/drawing/2014/chartex" xmlns:cx1="http://schemas.microsoft.com/office/drawing/2015/9/8/chartex" xmlns:cx2="http://schemas.microsoft.com/office/drawing/2015/10/21/chartex" xmlns:cx3="http://schemas.microsoft.com/office/drawing/2016/5/9/chartex" xmlns:cx4="http://schemas.microsoft.com/office/drawing/2016/5/10/chartex" xmlns:cx5="http://schemas.microsoft.com/office/drawing/2016/5/11/chartex" xmlns:cx6="http://schemas.microsoft.com/office/drawing/2016/5/12/chartex" xmlns:cx7="http://schemas.microsoft.com/office/drawing/2016/5/13/chartex" xmlns:cx8="http://schemas.microsoft.com/office/drawing/2016/5/14/chartex" xmlns:mc="http://schemas.openxmlformats.org/markup-compatibility/2006" xmlns:aink="http://schemas.microsoft.com/office/drawing/2016/ink" xmlns:am3d="http://schemas.microsoft.com/office/drawing/2017/model3d" xmlns:o="urn:schemas-microsoft-com:office:office" xmlns:oel="http://schemas.microsoft.com/office/2019/extlst" xmlns:r="http://schemas.openxmlformats.org/officeDocument/2006/relationships" xmlns:m="http://schemas.openxmlformats.org/officeDocument/2006/math" xmlns:v="urn:schemas-microsoft-com:vml" xmlns:wp14="http://schemas.microsoft.com/office/word/2010/wordprocessingDrawing" xmlns:wp="http://schemas.openxmlformats.org/drawingml/2006/wordprocessingDrawing" xmlns:w10="urn:schemas-microsoft-com:office:word" xmlns:w="http://schemas.openxmlformats.org/wordprocessingml/2006/main" xmlns:w14="http://schemas.microsoft.com/office/word/2010/wordml" xmlns:w15="http://schemas.microsoft.com/office/word/2012/wordml" xmlns:w16cex="http://schemas.microsoft.com/office/word/2018/wordml/cex" xmlns:w16cid="http://schemas.microsoft.com/office/word/2016/wordml/cid" xmlns:w16="http://schemas.microsoft.com/office/word/2018/wordml" xmlns:w16du="http://schemas.microsoft.com/office/word/2023/wordml/word16du" xmlns:w16sdtdh="http://schemas.microsoft.com/office/word/2020/wordml/sdtdatahash" xmlns:w16se="http://schemas.microsoft.com/office/word/2015/wordml/symex" xmlns:wpg="http://schemas.microsoft.com/office/word/2010/wordprocessingGroup" xmlns:wpi="http://schemas.microsoft.com/office/word/2010/wordprocessingInk" xmlns:wne="http://schemas.microsoft.com/office/word/2006/wordml" xmlns:wps="http://schemas.microsoft.com/office/word/2010/wordprocessingShape" mc:Ignorable="w14 w15 w16se w16cid w16 w16cex w16sdtdh w16du wp14">
+<w:hdr xmlns:wpc="http://schemas.microsoft.com/office/word/2010/wordprocessingCanvas" xmlns:cx="http://schemas.microsoft.com/office/drawing/2014/chartex" xmlns:cx1="http://schemas.microsoft.com/office/drawing/2015/9/8/chartex" xmlns:cx2="http://schemas.microsoft.com/office/drawing/2015/10/21/chartex" xmlns:cx3="http://schemas.microsoft.com/office/drawing/2016/5/9/chartex" xmlns:cx4="http://schemas.microsoft.com/office/drawing/2016/5/10/chartex" xmlns:cx5="http://schemas.microsoft.com/office/drawing/2016/5/11/chartex" xmlns:cx6="http://schemas.microsoft.com/office/drawing/2016/5/12/chartex" xmlns:cx7="http://schemas.microsoft.com/office/drawing/2016/5/13/chartex" xmlns:cx8="http://schemas.microsoft.com/office/drawing/2016/5/14/chartex" xmlns:mc="http://schemas.openxmlformats.org/markup-compatibility/2006" xmlns:m="http://schemas.openxmlformats.org/officeDocument/2006/math" xmlns:aink="http://schemas.microsoft.com/office/drawing/2016/ink" xmlns:am3d="http://schemas.microsoft.com/office/drawing/2017/model3d" xmlns:oel="http://schemas.microsoft.com/office/2019/extlst" xmlns:r="http://schemas.openxmlformats.org/officeDocument/2006/relationships" xmlns:wp14="http://schemas.microsoft.com/office/word/2010/wordprocessingDrawing" xmlns:wp="http://schemas.openxmlformats.org/drawingml/2006/wordprocessingDrawing" xmlns:wpg="http://schemas.microsoft.com/office/word/2010/wordprocessingGroup" xmlns:wpi="http://schemas.microsoft.com/office/word/2010/wordprocessingInk" xmlns:wps="http://schemas.microsoft.com/office/word/2010/wordprocessingShape" xmlns:o="urn:schemas-microsoft-com:office:office" xmlns:v="urn:schemas-microsoft-com:vml" xmlns:w10="urn:schemas-microsoft-com:office:word" xmlns:w="http://schemas.openxmlformats.org/wordprocessingml/2006/main" xmlns:w14="http://schemas.microsoft.com/office/word/2010/wordml" xmlns:w15="http://schemas.microsoft.com/office/word/2012/wordml" xmlns:w16cex="http://schemas.microsoft.com/office/word/2018/wordml/cex" xmlns:w16cid="http://schemas.microsoft.com/office/word/2016/wordml/cid" xmlns:w16="http://schemas.microsoft.com/office/word/2018/wordml" xmlns:w16sdtdh="http://schemas.microsoft.com/office/word/2020/wordml/sdtdatahash" xmlns:w16sdtfl="http://schemas.microsoft.com/office/word/2024/wordml/sdtformatlock" xmlns:w16se="http://schemas.microsoft.com/office/word/2015/wordml/symex" xmlns:w16du="http://schemas.microsoft.com/office/word/2023/wordml/word16du" xmlns:wne="http://schemas.microsoft.com/office/word/2006/wordml" mc:Ignorable="w14 w15 w16se w16cid w16 w16cex w16sdtdh w16sdtfl w16du wp14">
   <w:p>
     <w:pPr>
       <w:pStyle w:val="aa"/>
@@ -5325,7 +5044,7 @@
 </file>
 
 <file path=word/header2.xml><?xml version="1.0" encoding="utf-8"?>
-<w:hdr xmlns:wpc="http://schemas.microsoft.com/office/word/2010/wordprocessingCanvas" xmlns:cx="http://schemas.microsoft.com/office/drawing/2014/chartex" xmlns:cx1="http://schemas.microsoft.com/office/drawing/2015/9/8/chartex" xmlns:cx2="http://schemas.microsoft.com/office/drawing/2015/10/21/chartex" xmlns:cx3="http://schemas.microsoft.com/office/drawing/2016/5/9/chartex" xmlns:cx4="http://schemas.microsoft.com/office/drawing/2016/5/10/chartex" xmlns:cx5="http://schemas.microsoft.com/office/drawing/2016/5/11/chartex" xmlns:cx6="http://schemas.microsoft.com/office/drawing/2016/5/12/chartex" xmlns:cx7="http://schemas.microsoft.com/office/drawing/2016/5/13/chartex" xmlns:cx8="http://schemas.microsoft.com/office/drawing/2016/5/14/chartex" xmlns:mc="http://schemas.openxmlformats.org/markup-compatibility/2006" xmlns:aink="http://schemas.microsoft.com/office/drawing/2016/ink" xmlns:am3d="http://schemas.microsoft.com/office/drawing/2017/model3d" xmlns:o="urn:schemas-microsoft-com:office:office" xmlns:oel="http://schemas.microsoft.com/office/2019/extlst" xmlns:r="http://schemas.openxmlformats.org/officeDocument/2006/relationships" xmlns:m="http://schemas.openxmlformats.org/officeDocument/2006/math" xmlns:v="urn:schemas-microsoft-com:vml" xmlns:wp14="http://schemas.microsoft.com/office/word/2010/wordprocessingDrawing" xmlns:wp="http://schemas.openxmlformats.org/drawingml/2006/wordprocessingDrawing" xmlns:w10="urn:schemas-microsoft-com:office:word" xmlns:w="http://schemas.openxmlformats.org/wordprocessingml/2006/main" xmlns:w14="http://schemas.microsoft.com/office/word/2010/wordml" xmlns:w15="http://schemas.microsoft.com/office/word/2012/wordml" xmlns:w16cex="http://schemas.microsoft.com/office/word/2018/wordml/cex" xmlns:w16cid="http://schemas.microsoft.com/office/word/2016/wordml/cid" xmlns:w16="http://schemas.microsoft.com/office/word/2018/wordml" xmlns:w16du="http://schemas.microsoft.com/office/word/2023/wordml/word16du" xmlns:w16sdtdh="http://schemas.microsoft.com/office/word/2020/wordml/sdtdatahash" xmlns:w16se="http://schemas.microsoft.com/office/word/2015/wordml/symex" xmlns:wpg="http://schemas.microsoft.com/office/word/2010/wordprocessingGroup" xmlns:wpi="http://schemas.microsoft.com/office/word/2010/wordprocessingInk" xmlns:wne="http://schemas.microsoft.com/office/word/2006/wordml" xmlns:wps="http://schemas.microsoft.com/office/word/2010/wordprocessingShape" mc:Ignorable="w14 w15 w16se w16cid w16 w16cex w16sdtdh w16du wp14">
+<w:hdr xmlns:wpc="http://schemas.microsoft.com/office/word/2010/wordprocessingCanvas" xmlns:cx="http://schemas.microsoft.com/office/drawing/2014/chartex" xmlns:cx1="http://schemas.microsoft.com/office/drawing/2015/9/8/chartex" xmlns:cx2="http://schemas.microsoft.com/office/drawing/2015/10/21/chartex" xmlns:cx3="http://schemas.microsoft.com/office/drawing/2016/5/9/chartex" xmlns:cx4="http://schemas.microsoft.com/office/drawing/2016/5/10/chartex" xmlns:cx5="http://schemas.microsoft.com/office/drawing/2016/5/11/chartex" xmlns:cx6="http://schemas.microsoft.com/office/drawing/2016/5/12/chartex" xmlns:cx7="http://schemas.microsoft.com/office/drawing/2016/5/13/chartex" xmlns:cx8="http://schemas.microsoft.com/office/drawing/2016/5/14/chartex" xmlns:mc="http://schemas.openxmlformats.org/markup-compatibility/2006" xmlns:m="http://schemas.openxmlformats.org/officeDocument/2006/math" xmlns:aink="http://schemas.microsoft.com/office/drawing/2016/ink" xmlns:am3d="http://schemas.microsoft.com/office/drawing/2017/model3d" xmlns:oel="http://schemas.microsoft.com/office/2019/extlst" xmlns:r="http://schemas.openxmlformats.org/officeDocument/2006/relationships" xmlns:wp14="http://schemas.microsoft.com/office/word/2010/wordprocessingDrawing" xmlns:wp="http://schemas.openxmlformats.org/drawingml/2006/wordprocessingDrawing" xmlns:wpg="http://schemas.microsoft.com/office/word/2010/wordprocessingGroup" xmlns:wpi="http://schemas.microsoft.com/office/word/2010/wordprocessingInk" xmlns:wps="http://schemas.microsoft.com/office/word/2010/wordprocessingShape" xmlns:o="urn:schemas-microsoft-com:office:office" xmlns:v="urn:schemas-microsoft-com:vml" xmlns:w10="urn:schemas-microsoft-com:office:word" xmlns:w="http://schemas.openxmlformats.org/wordprocessingml/2006/main" xmlns:w14="http://schemas.microsoft.com/office/word/2010/wordml" xmlns:w15="http://schemas.microsoft.com/office/word/2012/wordml" xmlns:w16cex="http://schemas.microsoft.com/office/word/2018/wordml/cex" xmlns:w16cid="http://schemas.microsoft.com/office/word/2016/wordml/cid" xmlns:w16="http://schemas.microsoft.com/office/word/2018/wordml" xmlns:w16sdtdh="http://schemas.microsoft.com/office/word/2020/wordml/sdtdatahash" xmlns:w16sdtfl="http://schemas.microsoft.com/office/word/2024/wordml/sdtformatlock" xmlns:w16se="http://schemas.microsoft.com/office/word/2015/wordml/symex" xmlns:w16du="http://schemas.microsoft.com/office/word/2023/wordml/word16du" xmlns:wne="http://schemas.microsoft.com/office/word/2006/wordml" mc:Ignorable="w14 w15 w16se w16cid w16 w16cex w16sdtdh w16sdtfl w16du wp14">
   <w:p>
     <w:pPr>
       <w:pStyle w:val="aa"/>
@@ -5336,7 +5055,7 @@
 </file>
 
 <file path=word/header3.xml><?xml version="1.0" encoding="utf-8"?>
-<w:hdr xmlns:wpc="http://schemas.microsoft.com/office/word/2010/wordprocessingCanvas" xmlns:cx="http://schemas.microsoft.com/office/drawing/2014/chartex" xmlns:cx1="http://schemas.microsoft.com/office/drawing/2015/9/8/chartex" xmlns:cx2="http://schemas.microsoft.com/office/drawing/2015/10/21/chartex" xmlns:cx3="http://schemas.microsoft.com/office/drawing/2016/5/9/chartex" xmlns:cx4="http://schemas.microsoft.com/office/drawing/2016/5/10/chartex" xmlns:cx5="http://schemas.microsoft.com/office/drawing/2016/5/11/chartex" xmlns:cx6="http://schemas.microsoft.com/office/drawing/2016/5/12/chartex" xmlns:cx7="http://schemas.microsoft.com/office/drawing/2016/5/13/chartex" xmlns:cx8="http://schemas.microsoft.com/office/drawing/2016/5/14/chartex" xmlns:mc="http://schemas.openxmlformats.org/markup-compatibility/2006" xmlns:aink="http://schemas.microsoft.com/office/drawing/2016/ink" xmlns:am3d="http://schemas.microsoft.com/office/drawing/2017/model3d" xmlns:o="urn:schemas-microsoft-com:office:office" xmlns:oel="http://schemas.microsoft.com/office/2019/extlst" xmlns:r="http://schemas.openxmlformats.org/officeDocument/2006/relationships" xmlns:m="http://schemas.openxmlformats.org/officeDocument/2006/math" xmlns:v="urn:schemas-microsoft-com:vml" xmlns:wp14="http://schemas.microsoft.com/office/word/2010/wordprocessingDrawing" xmlns:wp="http://schemas.openxmlformats.org/drawingml/2006/wordprocessingDrawing" xmlns:w10="urn:schemas-microsoft-com:office:word" xmlns:w="http://schemas.openxmlformats.org/wordprocessingml/2006/main" xmlns:w14="http://schemas.microsoft.com/office/word/2010/wordml" xmlns:w15="http://schemas.microsoft.com/office/word/2012/wordml" xmlns:w16cex="http://schemas.microsoft.com/office/word/2018/wordml/cex" xmlns:w16cid="http://schemas.microsoft.com/office/word/2016/wordml/cid" xmlns:w16="http://schemas.microsoft.com/office/word/2018/wordml" xmlns:w16du="http://schemas.microsoft.com/office/word/2023/wordml/word16du" xmlns:w16sdtdh="http://schemas.microsoft.com/office/word/2020/wordml/sdtdatahash" xmlns:w16se="http://schemas.microsoft.com/office/word/2015/wordml/symex" xmlns:wpg="http://schemas.microsoft.com/office/word/2010/wordprocessingGroup" xmlns:wpi="http://schemas.microsoft.com/office/word/2010/wordprocessingInk" xmlns:wne="http://schemas.microsoft.com/office/word/2006/wordml" xmlns:wps="http://schemas.microsoft.com/office/word/2010/wordprocessingShape" mc:Ignorable="w14 w15 w16se w16cid w16 w16cex w16sdtdh w16du wp14">
+<w:hdr xmlns:wpc="http://schemas.microsoft.com/office/word/2010/wordprocessingCanvas" xmlns:cx="http://schemas.microsoft.com/office/drawing/2014/chartex" xmlns:cx1="http://schemas.microsoft.com/office/drawing/2015/9/8/chartex" xmlns:cx2="http://schemas.microsoft.com/office/drawing/2015/10/21/chartex" xmlns:cx3="http://schemas.microsoft.com/office/drawing/2016/5/9/chartex" xmlns:cx4="http://schemas.microsoft.com/office/drawing/2016/5/10/chartex" xmlns:cx5="http://schemas.microsoft.com/office/drawing/2016/5/11/chartex" xmlns:cx6="http://schemas.microsoft.com/office/drawing/2016/5/12/chartex" xmlns:cx7="http://schemas.microsoft.com/office/drawing/2016/5/13/chartex" xmlns:cx8="http://schemas.microsoft.com/office/drawing/2016/5/14/chartex" xmlns:mc="http://schemas.openxmlformats.org/markup-compatibility/2006" xmlns:m="http://schemas.openxmlformats.org/officeDocument/2006/math" xmlns:aink="http://schemas.microsoft.com/office/drawing/2016/ink" xmlns:am3d="http://schemas.microsoft.com/office/drawing/2017/model3d" xmlns:oel="http://schemas.microsoft.com/office/2019/extlst" xmlns:r="http://schemas.openxmlformats.org/officeDocument/2006/relationships" xmlns:wp14="http://schemas.microsoft.com/office/word/2010/wordprocessingDrawing" xmlns:wp="http://schemas.openxmlformats.org/drawingml/2006/wordprocessingDrawing" xmlns:wpg="http://schemas.microsoft.com/office/word/2010/wordprocessingGroup" xmlns:wpi="http://schemas.microsoft.com/office/word/2010/wordprocessingInk" xmlns:wps="http://schemas.microsoft.com/office/word/2010/wordprocessingShape" xmlns:o="urn:schemas-microsoft-com:office:office" xmlns:v="urn:schemas-microsoft-com:vml" xmlns:w10="urn:schemas-microsoft-com:office:word" xmlns:w="http://schemas.openxmlformats.org/wordprocessingml/2006/main" xmlns:w14="http://schemas.microsoft.com/office/word/2010/wordml" xmlns:w15="http://schemas.microsoft.com/office/word/2012/wordml" xmlns:w16cex="http://schemas.microsoft.com/office/word/2018/wordml/cex" xmlns:w16cid="http://schemas.microsoft.com/office/word/2016/wordml/cid" xmlns:w16="http://schemas.microsoft.com/office/word/2018/wordml" xmlns:w16sdtdh="http://schemas.microsoft.com/office/word/2020/wordml/sdtdatahash" xmlns:w16sdtfl="http://schemas.microsoft.com/office/word/2024/wordml/sdtformatlock" xmlns:w16se="http://schemas.microsoft.com/office/word/2015/wordml/symex" xmlns:w16du="http://schemas.microsoft.com/office/word/2023/wordml/word16du" xmlns:wne="http://schemas.microsoft.com/office/word/2006/wordml" mc:Ignorable="w14 w15 w16se w16cid w16 w16cex w16sdtdh w16sdtfl w16du wp14">
   <w:p>
     <w:pPr>
       <w:pStyle w:val="aa"/>
@@ -5347,7 +5066,7 @@
 </file>
 
 <file path=word/numbering.xml><?xml version="1.0" encoding="utf-8"?>
-<w:numbering xmlns:wpc="http://schemas.microsoft.com/office/word/2010/wordprocessingCanvas" xmlns:cx="http://schemas.microsoft.com/office/drawing/2014/chartex" xmlns:cx1="http://schemas.microsoft.com/office/drawing/2015/9/8/chartex" xmlns:cx2="http://schemas.microsoft.com/office/drawing/2015/10/21/chartex" xmlns:cx3="http://schemas.microsoft.com/office/drawing/2016/5/9/chartex" xmlns:cx4="http://schemas.microsoft.com/office/drawing/2016/5/10/chartex" xmlns:cx5="http://schemas.microsoft.com/office/drawing/2016/5/11/chartex" xmlns:cx6="http://schemas.microsoft.com/office/drawing/2016/5/12/chartex" xmlns:cx7="http://schemas.microsoft.com/office/drawing/2016/5/13/chartex" xmlns:cx8="http://schemas.microsoft.com/office/drawing/2016/5/14/chartex" xmlns:mc="http://schemas.openxmlformats.org/markup-compatibility/2006" xmlns:aink="http://schemas.microsoft.com/office/drawing/2016/ink" xmlns:am3d="http://schemas.microsoft.com/office/drawing/2017/model3d" xmlns:o="urn:schemas-microsoft-com:office:office" xmlns:oel="http://schemas.microsoft.com/office/2019/extlst" xmlns:r="http://schemas.openxmlformats.org/officeDocument/2006/relationships" xmlns:m="http://schemas.openxmlformats.org/officeDocument/2006/math" xmlns:v="urn:schemas-microsoft-com:vml" xmlns:wp14="http://schemas.microsoft.com/office/word/2010/wordprocessingDrawing" xmlns:wp="http://schemas.openxmlformats.org/drawingml/2006/wordprocessingDrawing" xmlns:w10="urn:schemas-microsoft-com:office:word" xmlns:w="http://schemas.openxmlformats.org/wordprocessingml/2006/main" xmlns:w14="http://schemas.microsoft.com/office/word/2010/wordml" xmlns:w15="http://schemas.microsoft.com/office/word/2012/wordml" xmlns:w16cex="http://schemas.microsoft.com/office/word/2018/wordml/cex" xmlns:w16cid="http://schemas.microsoft.com/office/word/2016/wordml/cid" xmlns:w16="http://schemas.microsoft.com/office/word/2018/wordml" xmlns:w16du="http://schemas.microsoft.com/office/word/2023/wordml/word16du" xmlns:w16sdtdh="http://schemas.microsoft.com/office/word/2020/wordml/sdtdatahash" xmlns:w16se="http://schemas.microsoft.com/office/word/2015/wordml/symex" xmlns:wpg="http://schemas.microsoft.com/office/word/2010/wordprocessingGroup" xmlns:wpi="http://schemas.microsoft.com/office/word/2010/wordprocessingInk" xmlns:wne="http://schemas.microsoft.com/office/word/2006/wordml" xmlns:wps="http://schemas.microsoft.com/office/word/2010/wordprocessingShape" mc:Ignorable="w14 w15 w16se w16cid w16 w16cex w16sdtdh w16du wp14">
+<w:numbering xmlns:wpc="http://schemas.microsoft.com/office/word/2010/wordprocessingCanvas" xmlns:cx="http://schemas.microsoft.com/office/drawing/2014/chartex" xmlns:cx1="http://schemas.microsoft.com/office/drawing/2015/9/8/chartex" xmlns:cx2="http://schemas.microsoft.com/office/drawing/2015/10/21/chartex" xmlns:cx3="http://schemas.microsoft.com/office/drawing/2016/5/9/chartex" xmlns:cx4="http://schemas.microsoft.com/office/drawing/2016/5/10/chartex" xmlns:cx5="http://schemas.microsoft.com/office/drawing/2016/5/11/chartex" xmlns:cx6="http://schemas.microsoft.com/office/drawing/2016/5/12/chartex" xmlns:cx7="http://schemas.microsoft.com/office/drawing/2016/5/13/chartex" xmlns:cx8="http://schemas.microsoft.com/office/drawing/2016/5/14/chartex" xmlns:mc="http://schemas.openxmlformats.org/markup-compatibility/2006" xmlns:m="http://schemas.openxmlformats.org/officeDocument/2006/math" xmlns:aink="http://schemas.microsoft.com/office/drawing/2016/ink" xmlns:am3d="http://schemas.microsoft.com/office/drawing/2017/model3d" xmlns:oel="http://schemas.microsoft.com/office/2019/extlst" xmlns:r="http://schemas.openxmlformats.org/officeDocument/2006/relationships" xmlns:wp14="http://schemas.microsoft.com/office/word/2010/wordprocessingDrawing" xmlns:wp="http://schemas.openxmlformats.org/drawingml/2006/wordprocessingDrawing" xmlns:wpg="http://schemas.microsoft.com/office/word/2010/wordprocessingGroup" xmlns:wpi="http://schemas.microsoft.com/office/word/2010/wordprocessingInk" xmlns:wps="http://schemas.microsoft.com/office/word/2010/wordprocessingShape" xmlns:o="urn:schemas-microsoft-com:office:office" xmlns:v="urn:schemas-microsoft-com:vml" xmlns:w10="urn:schemas-microsoft-com:office:word" xmlns:w="http://schemas.openxmlformats.org/wordprocessingml/2006/main" xmlns:w14="http://schemas.microsoft.com/office/word/2010/wordml" xmlns:w15="http://schemas.microsoft.com/office/word/2012/wordml" xmlns:w16cex="http://schemas.microsoft.com/office/word/2018/wordml/cex" xmlns:w16cid="http://schemas.microsoft.com/office/word/2016/wordml/cid" xmlns:w16="http://schemas.microsoft.com/office/word/2018/wordml" xmlns:w16sdtdh="http://schemas.microsoft.com/office/word/2020/wordml/sdtdatahash" xmlns:w16sdtfl="http://schemas.microsoft.com/office/word/2024/wordml/sdtformatlock" xmlns:w16se="http://schemas.microsoft.com/office/word/2015/wordml/symex" xmlns:w16du="http://schemas.microsoft.com/office/word/2023/wordml/word16du" xmlns:wne="http://schemas.microsoft.com/office/word/2006/wordml" mc:Ignorable="w14 w15 w16se w16cid w16 w16cex w16sdtdh w16sdtfl w16du wp14">
   <w:abstractNum w:abstractNumId="0" w15:restartNumberingAfterBreak="0">
     <w:nsid w:val="963B4762"/>
     <w:multiLevelType w:val="singleLevel"/>
@@ -5459,7 +5178,7 @@
 </file>
 
 <file path=word/styles.xml><?xml version="1.0" encoding="utf-8"?>
-<w:styles xmlns:mc="http://schemas.openxmlformats.org/markup-compatibility/2006" xmlns:r="http://schemas.openxmlformats.org/officeDocument/2006/relationships" xmlns:w="http://schemas.openxmlformats.org/wordprocessingml/2006/main" xmlns:w14="http://schemas.microsoft.com/office/word/2010/wordml" xmlns:w15="http://schemas.microsoft.com/office/word/2012/wordml" xmlns:w16cex="http://schemas.microsoft.com/office/word/2018/wordml/cex" xmlns:w16cid="http://schemas.microsoft.com/office/word/2016/wordml/cid" xmlns:w16="http://schemas.microsoft.com/office/word/2018/wordml" xmlns:w16du="http://schemas.microsoft.com/office/word/2023/wordml/word16du" xmlns:w16sdtdh="http://schemas.microsoft.com/office/word/2020/wordml/sdtdatahash" xmlns:w16se="http://schemas.microsoft.com/office/word/2015/wordml/symex" mc:Ignorable="w14 w15 w16se w16cid w16 w16cex w16sdtdh w16du">
+<w:styles xmlns:mc="http://schemas.openxmlformats.org/markup-compatibility/2006" xmlns:r="http://schemas.openxmlformats.org/officeDocument/2006/relationships" xmlns:w="http://schemas.openxmlformats.org/wordprocessingml/2006/main" xmlns:w14="http://schemas.microsoft.com/office/word/2010/wordml" xmlns:w15="http://schemas.microsoft.com/office/word/2012/wordml" xmlns:w16cex="http://schemas.microsoft.com/office/word/2018/wordml/cex" xmlns:w16cid="http://schemas.microsoft.com/office/word/2016/wordml/cid" xmlns:w16="http://schemas.microsoft.com/office/word/2018/wordml" xmlns:w16sdtdh="http://schemas.microsoft.com/office/word/2020/wordml/sdtdatahash" xmlns:w16sdtfl="http://schemas.microsoft.com/office/word/2024/wordml/sdtformatlock" xmlns:w16se="http://schemas.microsoft.com/office/word/2015/wordml/symex" xmlns:w16du="http://schemas.microsoft.com/office/word/2023/wordml/word16du" mc:Ignorable="w14 w15 w16se w16cid w16 w16cex w16sdtdh w16sdtfl w16du">
   <w:docDefaults>
     <w:rPrDefault>
       <w:rPr>
